--- a/Linux/system commands in Linux for managing the system.docx
+++ b/Linux/system commands in Linux for managing the system.docx
@@ -1,6 +1,6 @@
 
 <file path=word/document.xml><?xml version="1.0" encoding="utf-8"?>
-<w:document xmlns:wpc="http://schemas.microsoft.com/office/word/2010/wordprocessingCanvas" xmlns:cx="http://schemas.microsoft.com/office/drawing/2014/chartex" xmlns:cx1="http://schemas.microsoft.com/office/drawing/2015/9/8/chartex" xmlns:cx2="http://schemas.microsoft.com/office/drawing/2015/10/21/chartex" xmlns:cx3="http://schemas.microsoft.com/office/drawing/2016/5/9/chartex" xmlns:cx4="http://schemas.microsoft.com/office/drawing/2016/5/10/chartex" xmlns:cx5="http://schemas.microsoft.com/office/drawing/2016/5/11/chartex" xmlns:cx6="http://schemas.microsoft.com/office/drawing/2016/5/12/chartex" xmlns:cx7="http://schemas.microsoft.com/office/drawing/2016/5/13/chartex" xmlns:cx8="http://schemas.microsoft.com/office/drawing/2016/5/14/chartex" xmlns:mc="http://schemas.openxmlformats.org/markup-compatibility/2006" xmlns:aink="http://schemas.microsoft.com/office/drawing/2016/ink" xmlns:am3d="http://schemas.microsoft.com/office/drawing/2017/model3d" xmlns:o="urn:schemas-microsoft-com:office:office" xmlns:oel="http://schemas.microsoft.com/office/2019/extlst" xmlns:r="http://schemas.openxmlformats.org/officeDocument/2006/relationships" xmlns:m="http://schemas.openxmlformats.org/officeDocument/2006/math" xmlns:v="urn:schemas-microsoft-com:vml" xmlns:wp14="http://schemas.microsoft.com/office/word/2010/wordprocessingDrawing" xmlns:wp="http://schemas.openxmlformats.org/drawingml/2006/wordprocessingDrawing" xmlns:w10="urn:schemas-microsoft-com:office:word" xmlns:w="http://schemas.openxmlformats.org/wordprocessingml/2006/main" xmlns:w14="http://schemas.microsoft.com/office/word/2010/wordml" xmlns:w15="http://schemas.microsoft.com/office/word/2012/wordml" xmlns:w16cex="http://schemas.microsoft.com/office/word/2018/wordml/cex" xmlns:w16cid="http://schemas.microsoft.com/office/word/2016/wordml/cid" xmlns:w16="http://schemas.microsoft.com/office/word/2018/wordml" xmlns:w16du="http://schemas.microsoft.com/office/word/2023/wordml/word16du" xmlns:w16sdtdh="http://schemas.microsoft.com/office/word/2020/wordml/sdtdatahash" xmlns:w16se="http://schemas.microsoft.com/office/word/2015/wordml/symex" xmlns:wpg="http://schemas.microsoft.com/office/word/2010/wordprocessingGroup" xmlns:wpi="http://schemas.microsoft.com/office/word/2010/wordprocessingInk" xmlns:wne="http://schemas.microsoft.com/office/word/2006/wordml" xmlns:wps="http://schemas.microsoft.com/office/word/2010/wordprocessingShape" mc:Ignorable="w14 w15 w16se w16cid w16 w16cex w16sdtdh w16du wp14">
+<w:document xmlns:wpc="http://schemas.microsoft.com/office/word/2010/wordprocessingCanvas" xmlns:cx="http://schemas.microsoft.com/office/drawing/2014/chartex" xmlns:cx1="http://schemas.microsoft.com/office/drawing/2015/9/8/chartex" xmlns:cx2="http://schemas.microsoft.com/office/drawing/2015/10/21/chartex" xmlns:cx3="http://schemas.microsoft.com/office/drawing/2016/5/9/chartex" xmlns:cx4="http://schemas.microsoft.com/office/drawing/2016/5/10/chartex" xmlns:cx5="http://schemas.microsoft.com/office/drawing/2016/5/11/chartex" xmlns:cx6="http://schemas.microsoft.com/office/drawing/2016/5/12/chartex" xmlns:cx7="http://schemas.microsoft.com/office/drawing/2016/5/13/chartex" xmlns:cx8="http://schemas.microsoft.com/office/drawing/2016/5/14/chartex" xmlns:mc="http://schemas.openxmlformats.org/markup-compatibility/2006" xmlns:aink="http://schemas.microsoft.com/office/drawing/2016/ink" xmlns:am3d="http://schemas.microsoft.com/office/drawing/2017/model3d" xmlns:o="urn:schemas-microsoft-com:office:office" xmlns:oel="http://schemas.microsoft.com/office/2019/extlst" xmlns:r="http://schemas.openxmlformats.org/officeDocument/2006/relationships" xmlns:m="http://schemas.openxmlformats.org/officeDocument/2006/math" xmlns:v="urn:schemas-microsoft-com:vml" xmlns:wp14="http://schemas.microsoft.com/office/word/2010/wordprocessingDrawing" xmlns:wp="http://schemas.openxmlformats.org/drawingml/2006/wordprocessingDrawing" xmlns:w10="urn:schemas-microsoft-com:office:word" xmlns:w="http://schemas.openxmlformats.org/wordprocessingml/2006/main" xmlns:w14="http://schemas.microsoft.com/office/word/2010/wordml" xmlns:w15="http://schemas.microsoft.com/office/word/2012/wordml" xmlns:w16cex="http://schemas.microsoft.com/office/word/2018/wordml/cex" xmlns:w16cid="http://schemas.microsoft.com/office/word/2016/wordml/cid" xmlns:w16="http://schemas.microsoft.com/office/word/2018/wordml" xmlns:w16du="http://schemas.microsoft.com/office/word/2023/wordml/word16du" xmlns:w16sdtdh="http://schemas.microsoft.com/office/word/2020/wordml/sdtdatahash" xmlns:w16sdtfl="http://schemas.microsoft.com/office/word/2024/wordml/sdtformatlock" xmlns:w16se="http://schemas.microsoft.com/office/word/2015/wordml/symex" xmlns:wpg="http://schemas.microsoft.com/office/word/2010/wordprocessingGroup" xmlns:wpi="http://schemas.microsoft.com/office/word/2010/wordprocessingInk" xmlns:wne="http://schemas.microsoft.com/office/word/2006/wordml" xmlns:wps="http://schemas.microsoft.com/office/word/2010/wordprocessingShape" mc:Ignorable="w14 w15 w16se w16cid w16 w16cex w16sdtdh w16sdtfl w16du wp14">
   <w:body>
     <w:p>
       <w:r>
@@ -39,7 +39,6 @@
           <w:numId w:val="1"/>
         </w:numPr>
       </w:pPr>
-      <w:proofErr w:type="spellStart"/>
       <w:r>
         <w:rPr>
           <w:b/>
@@ -47,7 +46,6 @@
         </w:rPr>
         <w:t>uname</w:t>
       </w:r>
-      <w:proofErr w:type="spellEnd"/>
       <w:r>
         <w:t>: Displays system information.</w:t>
       </w:r>
@@ -59,13 +57,8 @@
           <w:numId w:val="1"/>
         </w:numPr>
       </w:pPr>
-      <w:proofErr w:type="spellStart"/>
-      <w:r>
-        <w:t>uname</w:t>
-      </w:r>
-      <w:proofErr w:type="spellEnd"/>
-      <w:r>
-        <w:t xml:space="preserve"> -a: Shows detailed information about the system (kernel, version, architecture, etc.).</w:t>
+      <w:r>
+        <w:t>uname -a: Shows detailed information about the system (kernel, version, architecture, etc.).</w:t>
       </w:r>
     </w:p>
     <w:p>
@@ -105,15 +98,7 @@
         </w:numPr>
       </w:pPr>
       <w:r>
-        <w:t xml:space="preserve">hostname </w:t>
-      </w:r>
-      <w:proofErr w:type="spellStart"/>
-      <w:r>
-        <w:t>new_name</w:t>
-      </w:r>
-      <w:proofErr w:type="spellEnd"/>
-      <w:r>
-        <w:t>: Sets a new hostname.</w:t>
+        <w:t>hostname new_name: Sets a new hostname.</w:t>
       </w:r>
     </w:p>
     <w:p>
@@ -141,7 +126,6 @@
           <w:numId w:val="1"/>
         </w:numPr>
       </w:pPr>
-      <w:proofErr w:type="spellStart"/>
       <w:r>
         <w:rPr>
           <w:b/>
@@ -149,7 +133,6 @@
         </w:rPr>
         <w:t>htop</w:t>
       </w:r>
-      <w:proofErr w:type="spellEnd"/>
       <w:r>
         <w:t>: A more user-friendly, interactive version of top with better visuals and controls.</w:t>
       </w:r>
@@ -190,7 +173,6 @@
           <w:numId w:val="1"/>
         </w:numPr>
       </w:pPr>
-      <w:proofErr w:type="spellStart"/>
       <w:r>
         <w:rPr>
           <w:b/>
@@ -198,7 +180,6 @@
         </w:rPr>
         <w:t>df</w:t>
       </w:r>
-      <w:proofErr w:type="spellEnd"/>
       <w:r>
         <w:t>: Displays disk space usage for mounted filesystems.</w:t>
       </w:r>
@@ -210,13 +191,8 @@
           <w:numId w:val="1"/>
         </w:numPr>
       </w:pPr>
-      <w:proofErr w:type="spellStart"/>
-      <w:r>
-        <w:t>df</w:t>
-      </w:r>
-      <w:proofErr w:type="spellEnd"/>
-      <w:r>
-        <w:t xml:space="preserve"> -h: Shows human-readable disk space.</w:t>
+      <w:r>
+        <w:t>df -h: Shows human-readable disk space.</w:t>
       </w:r>
     </w:p>
     <w:p>
@@ -245,23 +221,7 @@
         </w:numPr>
       </w:pPr>
       <w:r>
-        <w:t>du -</w:t>
-      </w:r>
-      <w:proofErr w:type="spellStart"/>
-      <w:r>
-        <w:t>sh</w:t>
-      </w:r>
-      <w:proofErr w:type="spellEnd"/>
-      <w:r>
-        <w:t xml:space="preserve"> /path/to/</w:t>
-      </w:r>
-      <w:proofErr w:type="spellStart"/>
-      <w:r>
-        <w:t>dir</w:t>
-      </w:r>
-      <w:proofErr w:type="spellEnd"/>
-      <w:r>
-        <w:t>: Shows the total disk usage of a directory in human-readable format.</w:t>
+        <w:t>du -sh /path/to/dir: Shows the total disk usage of a directory in human-readable format.</w:t>
       </w:r>
     </w:p>
     <w:p>
@@ -271,7 +231,6 @@
           <w:numId w:val="1"/>
         </w:numPr>
       </w:pPr>
-      <w:proofErr w:type="spellStart"/>
       <w:r>
         <w:rPr>
           <w:b/>
@@ -279,7 +238,6 @@
         </w:rPr>
         <w:t>ps</w:t>
       </w:r>
-      <w:proofErr w:type="spellEnd"/>
       <w:r>
         <w:t>: Displays a list of currently running processes.</w:t>
       </w:r>
@@ -291,13 +249,8 @@
           <w:numId w:val="1"/>
         </w:numPr>
       </w:pPr>
-      <w:proofErr w:type="spellStart"/>
-      <w:r>
-        <w:t>ps</w:t>
-      </w:r>
-      <w:proofErr w:type="spellEnd"/>
-      <w:r>
-        <w:t xml:space="preserve"> aux: Shows all running processes with detailed information.</w:t>
+      <w:r>
+        <w:t>ps aux: Shows all running processes with detailed information.</w:t>
       </w:r>
     </w:p>
     <w:p>
@@ -307,21 +260,8 @@
           <w:numId w:val="1"/>
         </w:numPr>
       </w:pPr>
-      <w:proofErr w:type="spellStart"/>
-      <w:r>
-        <w:t>ps</w:t>
-      </w:r>
-      <w:proofErr w:type="spellEnd"/>
-      <w:r>
-        <w:t xml:space="preserve"> -</w:t>
-      </w:r>
-      <w:proofErr w:type="spellStart"/>
-      <w:r>
-        <w:t>ef</w:t>
-      </w:r>
-      <w:proofErr w:type="spellEnd"/>
-      <w:r>
-        <w:t>: Another format for displaying running processes.</w:t>
+      <w:r>
+        <w:t>ps -ef: Another format for displaying running processes.</w:t>
       </w:r>
     </w:p>
     <w:p>
@@ -385,7 +325,6 @@
           <w:numId w:val="1"/>
         </w:numPr>
       </w:pPr>
-      <w:proofErr w:type="spellStart"/>
       <w:r>
         <w:rPr>
           <w:b/>
@@ -393,7 +332,6 @@
         </w:rPr>
         <w:t>dmesg</w:t>
       </w:r>
-      <w:proofErr w:type="spellEnd"/>
       <w:r>
         <w:t>: Displays system boot messages and kernel ring buffer messages.</w:t>
       </w:r>
@@ -405,7 +343,6 @@
           <w:numId w:val="1"/>
         </w:numPr>
       </w:pPr>
-      <w:proofErr w:type="spellStart"/>
       <w:r>
         <w:rPr>
           <w:b/>
@@ -413,7 +350,6 @@
         </w:rPr>
         <w:t>lscpu</w:t>
       </w:r>
-      <w:proofErr w:type="spellEnd"/>
       <w:r>
         <w:t>: Displays information about the CPU architecture.</w:t>
       </w:r>
@@ -425,7 +361,6 @@
           <w:numId w:val="1"/>
         </w:numPr>
       </w:pPr>
-      <w:proofErr w:type="spellStart"/>
       <w:r>
         <w:rPr>
           <w:b/>
@@ -433,7 +368,6 @@
         </w:rPr>
         <w:t>lsblk</w:t>
       </w:r>
-      <w:proofErr w:type="spellEnd"/>
       <w:r>
         <w:t>: Lists information about block devices (e.g., hard drives, SSDs).</w:t>
       </w:r>
@@ -445,7 +379,6 @@
           <w:numId w:val="1"/>
         </w:numPr>
       </w:pPr>
-      <w:proofErr w:type="spellStart"/>
       <w:r>
         <w:rPr>
           <w:b/>
@@ -453,7 +386,6 @@
         </w:rPr>
         <w:t>lspci</w:t>
       </w:r>
-      <w:proofErr w:type="spellEnd"/>
       <w:r>
         <w:t>: Displays information about PCI devices (e.g., graphics cards, network adapters).</w:t>
       </w:r>
@@ -465,7 +397,6 @@
           <w:numId w:val="1"/>
         </w:numPr>
       </w:pPr>
-      <w:proofErr w:type="spellStart"/>
       <w:r>
         <w:rPr>
           <w:b/>
@@ -473,7 +404,6 @@
         </w:rPr>
         <w:t>lsusb</w:t>
       </w:r>
-      <w:proofErr w:type="spellEnd"/>
       <w:r>
         <w:t>: Displays information about USB devices connected to the system.</w:t>
       </w:r>
@@ -485,7 +415,6 @@
           <w:numId w:val="1"/>
         </w:numPr>
       </w:pPr>
-      <w:proofErr w:type="spellStart"/>
       <w:r>
         <w:rPr>
           <w:b/>
@@ -493,7 +422,6 @@
         </w:rPr>
         <w:t>vmstat</w:t>
       </w:r>
-      <w:proofErr w:type="spellEnd"/>
       <w:r>
         <w:t>: Provides information about system processes, memory, paging, block IO, and more.</w:t>
       </w:r>
@@ -520,7 +448,6 @@
           <w:numId w:val="2"/>
         </w:numPr>
       </w:pPr>
-      <w:proofErr w:type="spellStart"/>
       <w:r>
         <w:rPr>
           <w:b/>
@@ -529,7 +456,6 @@
         <w:lastRenderedPageBreak/>
         <w:t>whoami</w:t>
       </w:r>
-      <w:proofErr w:type="spellEnd"/>
       <w:r>
         <w:t>: Displays the current logged-in user.</w:t>
       </w:r>
@@ -570,7 +496,6 @@
           <w:numId w:val="2"/>
         </w:numPr>
       </w:pPr>
-      <w:proofErr w:type="spellStart"/>
       <w:r>
         <w:rPr>
           <w:b/>
@@ -578,7 +503,6 @@
         </w:rPr>
         <w:t>useradd</w:t>
       </w:r>
-      <w:proofErr w:type="spellEnd"/>
       <w:r>
         <w:t>: Adds a new user.</w:t>
       </w:r>
@@ -590,13 +514,8 @@
           <w:numId w:val="2"/>
         </w:numPr>
       </w:pPr>
-      <w:proofErr w:type="spellStart"/>
-      <w:r>
-        <w:t>useradd</w:t>
-      </w:r>
-      <w:proofErr w:type="spellEnd"/>
-      <w:r>
-        <w:t xml:space="preserve"> username: Creates a new user.</w:t>
+      <w:r>
+        <w:t>useradd username: Creates a new user.</w:t>
       </w:r>
     </w:p>
     <w:p>
@@ -606,7 +525,6 @@
           <w:numId w:val="2"/>
         </w:numPr>
       </w:pPr>
-      <w:proofErr w:type="spellStart"/>
       <w:r>
         <w:rPr>
           <w:b/>
@@ -614,7 +532,6 @@
         </w:rPr>
         <w:t>usermod</w:t>
       </w:r>
-      <w:proofErr w:type="spellEnd"/>
       <w:r>
         <w:t>: Modifies user attributes.</w:t>
       </w:r>
@@ -626,29 +543,8 @@
           <w:numId w:val="2"/>
         </w:numPr>
       </w:pPr>
-      <w:proofErr w:type="spellStart"/>
-      <w:r>
-        <w:t>usermod</w:t>
-      </w:r>
-      <w:proofErr w:type="spellEnd"/>
-      <w:r>
-        <w:t xml:space="preserve"> -</w:t>
-      </w:r>
-      <w:proofErr w:type="spellStart"/>
-      <w:r>
-        <w:t>aG</w:t>
-      </w:r>
-      <w:proofErr w:type="spellEnd"/>
-      <w:r>
-        <w:t xml:space="preserve"> </w:t>
-      </w:r>
-      <w:proofErr w:type="spellStart"/>
-      <w:r>
-        <w:t>groupname</w:t>
-      </w:r>
-      <w:proofErr w:type="spellEnd"/>
-      <w:r>
-        <w:t xml:space="preserve"> username: Adds the user to a group.</w:t>
+      <w:r>
+        <w:t>usermod -aG groupname username: Adds the user to a group.</w:t>
       </w:r>
     </w:p>
     <w:p>
@@ -658,7 +554,6 @@
           <w:numId w:val="2"/>
         </w:numPr>
       </w:pPr>
-      <w:proofErr w:type="spellStart"/>
       <w:r>
         <w:rPr>
           <w:b/>
@@ -666,7 +561,6 @@
         </w:rPr>
         <w:t>userdel</w:t>
       </w:r>
-      <w:proofErr w:type="spellEnd"/>
       <w:r>
         <w:t>: Deletes a user.</w:t>
       </w:r>
@@ -678,13 +572,8 @@
           <w:numId w:val="2"/>
         </w:numPr>
       </w:pPr>
-      <w:proofErr w:type="spellStart"/>
-      <w:r>
-        <w:t>userdel</w:t>
-      </w:r>
-      <w:proofErr w:type="spellEnd"/>
-      <w:r>
-        <w:t xml:space="preserve"> username: Deletes the specified user.</w:t>
+      <w:r>
+        <w:t>userdel username: Deletes the specified user.</w:t>
       </w:r>
     </w:p>
     <w:p>
@@ -694,7 +583,6 @@
           <w:numId w:val="2"/>
         </w:numPr>
       </w:pPr>
-      <w:proofErr w:type="spellStart"/>
       <w:r>
         <w:rPr>
           <w:b/>
@@ -702,7 +590,6 @@
         </w:rPr>
         <w:t>groupadd</w:t>
       </w:r>
-      <w:proofErr w:type="spellEnd"/>
       <w:r>
         <w:t>: Creates a new group.</w:t>
       </w:r>
@@ -714,21 +601,8 @@
           <w:numId w:val="2"/>
         </w:numPr>
       </w:pPr>
-      <w:proofErr w:type="spellStart"/>
-      <w:r>
-        <w:t>groupadd</w:t>
-      </w:r>
-      <w:proofErr w:type="spellEnd"/>
-      <w:r>
-        <w:t xml:space="preserve"> </w:t>
-      </w:r>
-      <w:proofErr w:type="spellStart"/>
-      <w:r>
-        <w:t>groupname</w:t>
-      </w:r>
-      <w:proofErr w:type="spellEnd"/>
-      <w:r>
-        <w:t>: Creates a new group.</w:t>
+      <w:r>
+        <w:t>groupadd groupname: Creates a new group.</w:t>
       </w:r>
     </w:p>
     <w:p>
@@ -738,7 +612,6 @@
           <w:numId w:val="2"/>
         </w:numPr>
       </w:pPr>
-      <w:proofErr w:type="spellStart"/>
       <w:r>
         <w:rPr>
           <w:b/>
@@ -746,7 +619,6 @@
         </w:rPr>
         <w:t>groupdel</w:t>
       </w:r>
-      <w:proofErr w:type="spellEnd"/>
       <w:r>
         <w:t>: Deletes a group.</w:t>
       </w:r>
@@ -758,21 +630,8 @@
           <w:numId w:val="2"/>
         </w:numPr>
       </w:pPr>
-      <w:proofErr w:type="spellStart"/>
-      <w:r>
-        <w:t>groupdel</w:t>
-      </w:r>
-      <w:proofErr w:type="spellEnd"/>
-      <w:r>
-        <w:t xml:space="preserve"> </w:t>
-      </w:r>
-      <w:proofErr w:type="spellStart"/>
-      <w:r>
-        <w:t>groupname</w:t>
-      </w:r>
-      <w:proofErr w:type="spellEnd"/>
-      <w:r>
-        <w:t>: Deletes the specified group.</w:t>
+      <w:r>
+        <w:t>groupdel groupname: Deletes the specified group.</w:t>
       </w:r>
     </w:p>
     <w:p>
@@ -811,7 +670,6 @@
           <w:numId w:val="2"/>
         </w:numPr>
       </w:pPr>
-      <w:proofErr w:type="spellStart"/>
       <w:r>
         <w:rPr>
           <w:b/>
@@ -819,7 +677,6 @@
         </w:rPr>
         <w:t>chown</w:t>
       </w:r>
-      <w:proofErr w:type="spellEnd"/>
       <w:r>
         <w:t>: Changes file or directory ownership.</w:t>
       </w:r>
@@ -831,23 +688,8 @@
           <w:numId w:val="2"/>
         </w:numPr>
       </w:pPr>
-      <w:proofErr w:type="spellStart"/>
-      <w:r>
-        <w:t>chown</w:t>
-      </w:r>
-      <w:proofErr w:type="spellEnd"/>
-      <w:r>
-        <w:t xml:space="preserve"> </w:t>
-      </w:r>
-      <w:proofErr w:type="spellStart"/>
-      <w:proofErr w:type="gramStart"/>
-      <w:r>
-        <w:t>owner:group</w:t>
-      </w:r>
-      <w:proofErr w:type="spellEnd"/>
-      <w:proofErr w:type="gramEnd"/>
-      <w:r>
-        <w:t xml:space="preserve"> filename: Changes the owner and group of a file.</w:t>
+      <w:r>
+        <w:t>chown owner:group filename: Changes the owner and group of a file.</w:t>
       </w:r>
     </w:p>
     <w:p>
@@ -857,7 +699,6 @@
           <w:numId w:val="2"/>
         </w:numPr>
       </w:pPr>
-      <w:proofErr w:type="spellStart"/>
       <w:r>
         <w:rPr>
           <w:b/>
@@ -865,7 +706,6 @@
         </w:rPr>
         <w:t>chmod</w:t>
       </w:r>
-      <w:proofErr w:type="spellEnd"/>
       <w:r>
         <w:t>: Changes file permissions.</w:t>
       </w:r>
@@ -877,29 +717,8 @@
           <w:numId w:val="2"/>
         </w:numPr>
       </w:pPr>
-      <w:proofErr w:type="spellStart"/>
-      <w:r>
-        <w:t>chmod</w:t>
-      </w:r>
-      <w:proofErr w:type="spellEnd"/>
-      <w:r>
-        <w:t xml:space="preserve"> 755 filename: Sets the permissions of a file to </w:t>
-      </w:r>
-      <w:proofErr w:type="spellStart"/>
-      <w:r>
-        <w:t>rwxr</w:t>
-      </w:r>
-      <w:proofErr w:type="spellEnd"/>
-      <w:r>
-        <w:t>-</w:t>
-      </w:r>
-      <w:proofErr w:type="spellStart"/>
-      <w:r>
-        <w:t>xr</w:t>
-      </w:r>
-      <w:proofErr w:type="spellEnd"/>
-      <w:r>
-        <w:t>-x.</w:t>
+      <w:r>
+        <w:t>chmod 755 filename: Sets the permissions of a file to rwxr-xr-x.</w:t>
       </w:r>
     </w:p>
     <w:p>
@@ -954,15 +773,7 @@
         </w:numPr>
       </w:pPr>
       <w:r>
-        <w:t xml:space="preserve">ls -a: Shows all files, including hidden files (those starting </w:t>
-      </w:r>
-      <w:proofErr w:type="gramStart"/>
-      <w:r>
-        <w:t>with .</w:t>
-      </w:r>
-      <w:proofErr w:type="gramEnd"/>
-      <w:r>
-        <w:t>).</w:t>
+        <w:t>ls -a: Shows all files, including hidden files (those starting with .).</w:t>
       </w:r>
     </w:p>
     <w:p>
@@ -1002,15 +813,7 @@
         </w:numPr>
       </w:pPr>
       <w:r>
-        <w:t>cd</w:t>
-      </w:r>
-      <w:proofErr w:type="gramStart"/>
-      <w:r>
-        <w:t xml:space="preserve"> ..</w:t>
-      </w:r>
-      <w:proofErr w:type="gramEnd"/>
-      <w:r>
-        <w:t>: Moves up one directory level.</w:t>
+        <w:t>cd ..: Moves up one directory level.</w:t>
       </w:r>
     </w:p>
     <w:p>
@@ -1020,7 +823,6 @@
           <w:numId w:val="3"/>
         </w:numPr>
       </w:pPr>
-      <w:proofErr w:type="spellStart"/>
       <w:r>
         <w:rPr>
           <w:b/>
@@ -1028,7 +830,6 @@
         </w:rPr>
         <w:t>pwd</w:t>
       </w:r>
-      <w:proofErr w:type="spellEnd"/>
       <w:r>
         <w:t>: Prints the current working directory.</w:t>
       </w:r>
@@ -1139,7 +940,6 @@
           <w:numId w:val="3"/>
         </w:numPr>
       </w:pPr>
-      <w:proofErr w:type="spellStart"/>
       <w:r>
         <w:rPr>
           <w:b/>
@@ -1147,7 +947,6 @@
         </w:rPr>
         <w:t>mkdir</w:t>
       </w:r>
-      <w:proofErr w:type="spellEnd"/>
       <w:r>
         <w:t>: Creates a new directory.</w:t>
       </w:r>
@@ -1159,21 +958,8 @@
           <w:numId w:val="3"/>
         </w:numPr>
       </w:pPr>
-      <w:proofErr w:type="spellStart"/>
-      <w:r>
-        <w:t>mkdir</w:t>
-      </w:r>
-      <w:proofErr w:type="spellEnd"/>
-      <w:r>
-        <w:t xml:space="preserve"> </w:t>
-      </w:r>
-      <w:proofErr w:type="spellStart"/>
-      <w:r>
-        <w:t>directory_name</w:t>
-      </w:r>
-      <w:proofErr w:type="spellEnd"/>
-      <w:r>
-        <w:t>: Creates a new directory.</w:t>
+      <w:r>
+        <w:t>mkdir directory_name: Creates a new directory.</w:t>
       </w:r>
     </w:p>
     <w:p>
@@ -1183,7 +969,6 @@
           <w:numId w:val="3"/>
         </w:numPr>
       </w:pPr>
-      <w:proofErr w:type="spellStart"/>
       <w:r>
         <w:rPr>
           <w:b/>
@@ -1191,7 +976,6 @@
         </w:rPr>
         <w:t>rmdir</w:t>
       </w:r>
-      <w:proofErr w:type="spellEnd"/>
       <w:r>
         <w:t>: Removes an empty directory.</w:t>
       </w:r>
@@ -1203,21 +987,8 @@
           <w:numId w:val="3"/>
         </w:numPr>
       </w:pPr>
-      <w:proofErr w:type="spellStart"/>
-      <w:r>
-        <w:t>rmdir</w:t>
-      </w:r>
-      <w:proofErr w:type="spellEnd"/>
-      <w:r>
-        <w:t xml:space="preserve"> </w:t>
-      </w:r>
-      <w:proofErr w:type="spellStart"/>
-      <w:r>
-        <w:t>directory_name</w:t>
-      </w:r>
-      <w:proofErr w:type="spellEnd"/>
-      <w:r>
-        <w:t>: Deletes an empty directory.</w:t>
+      <w:r>
+        <w:t>rmdir directory_name: Deletes an empty directory.</w:t>
       </w:r>
     </w:p>
     <w:p>
@@ -1399,15 +1170,7 @@
         </w:numPr>
       </w:pPr>
       <w:r>
-        <w:t xml:space="preserve">apt install </w:t>
-      </w:r>
-      <w:proofErr w:type="spellStart"/>
-      <w:r>
-        <w:t>package_name</w:t>
-      </w:r>
-      <w:proofErr w:type="spellEnd"/>
-      <w:r>
-        <w:t>: Installs a new package.</w:t>
+        <w:t>apt install package_name: Installs a new package.</w:t>
       </w:r>
     </w:p>
     <w:p>
@@ -1418,15 +1181,7 @@
         </w:numPr>
       </w:pPr>
       <w:r>
-        <w:t xml:space="preserve">apt remove </w:t>
-      </w:r>
-      <w:proofErr w:type="spellStart"/>
-      <w:r>
-        <w:t>package_name</w:t>
-      </w:r>
-      <w:proofErr w:type="spellEnd"/>
-      <w:r>
-        <w:t>: Removes an installed package.</w:t>
+        <w:t>apt remove package_name: Removes an installed package.</w:t>
       </w:r>
     </w:p>
     <w:p>
@@ -1455,15 +1210,7 @@
         </w:numPr>
       </w:pPr>
       <w:r>
-        <w:t xml:space="preserve">yum install </w:t>
-      </w:r>
-      <w:proofErr w:type="spellStart"/>
-      <w:r>
-        <w:t>package_name</w:t>
-      </w:r>
-      <w:proofErr w:type="spellEnd"/>
-      <w:r>
-        <w:t>: Installs a package.</w:t>
+        <w:t>yum install package_name: Installs a package.</w:t>
       </w:r>
     </w:p>
     <w:p>
@@ -1503,23 +1250,7 @@
         </w:numPr>
       </w:pPr>
       <w:r>
-        <w:t>rpm -</w:t>
-      </w:r>
-      <w:proofErr w:type="spellStart"/>
-      <w:r>
-        <w:t>i</w:t>
-      </w:r>
-      <w:proofErr w:type="spellEnd"/>
-      <w:r>
-        <w:t xml:space="preserve"> </w:t>
-      </w:r>
-      <w:proofErr w:type="spellStart"/>
-      <w:r>
-        <w:t>package.rpm</w:t>
-      </w:r>
-      <w:proofErr w:type="spellEnd"/>
-      <w:r>
-        <w:t>: Installs a package.</w:t>
+        <w:t>rpm -i package.rpm: Installs a package.</w:t>
       </w:r>
     </w:p>
     <w:p>
@@ -1530,15 +1261,7 @@
         </w:numPr>
       </w:pPr>
       <w:r>
-        <w:t xml:space="preserve">rpm -e </w:t>
-      </w:r>
-      <w:proofErr w:type="spellStart"/>
-      <w:r>
-        <w:t>package_name</w:t>
-      </w:r>
-      <w:proofErr w:type="spellEnd"/>
-      <w:r>
-        <w:t>: Removes a package.</w:t>
+        <w:t>rpm -e package_name: Removes a package.</w:t>
       </w:r>
     </w:p>
     <w:p>
@@ -1567,15 +1290,7 @@
         </w:numPr>
       </w:pPr>
       <w:r>
-        <w:t xml:space="preserve">snap install </w:t>
-      </w:r>
-      <w:proofErr w:type="spellStart"/>
-      <w:r>
-        <w:t>package_name</w:t>
-      </w:r>
-      <w:proofErr w:type="spellEnd"/>
-      <w:r>
-        <w:t>: Installs a snap package.</w:t>
+        <w:t>snap install package_name: Installs a snap package.</w:t>
       </w:r>
     </w:p>
     <w:p>
@@ -1585,7 +1300,6 @@
           <w:numId w:val="4"/>
         </w:numPr>
       </w:pPr>
-      <w:proofErr w:type="spellStart"/>
       <w:r>
         <w:rPr>
           <w:b/>
@@ -1593,7 +1307,6 @@
         </w:rPr>
         <w:t>dpkg</w:t>
       </w:r>
-      <w:proofErr w:type="spellEnd"/>
       <w:r>
         <w:t>: Low-level package manager for Debian-based systems.</w:t>
       </w:r>
@@ -1605,30 +1318,9 @@
           <w:numId w:val="4"/>
         </w:numPr>
       </w:pPr>
-      <w:proofErr w:type="spellStart"/>
       <w:r>
         <w:lastRenderedPageBreak/>
-        <w:t>dpkg</w:t>
-      </w:r>
-      <w:proofErr w:type="spellEnd"/>
-      <w:r>
-        <w:t xml:space="preserve"> -</w:t>
-      </w:r>
-      <w:proofErr w:type="spellStart"/>
-      <w:r>
-        <w:t>i</w:t>
-      </w:r>
-      <w:proofErr w:type="spellEnd"/>
-      <w:r>
-        <w:t xml:space="preserve"> </w:t>
-      </w:r>
-      <w:proofErr w:type="spellStart"/>
-      <w:r>
-        <w:t>package.deb</w:t>
-      </w:r>
-      <w:proofErr w:type="spellEnd"/>
-      <w:r>
-        <w:t>: Installs a .deb package.</w:t>
+        <w:t>dpkg -i package.deb: Installs a .deb package.</w:t>
       </w:r>
     </w:p>
     <w:p>
@@ -1672,15 +1364,7 @@
         </w:numPr>
       </w:pPr>
       <w:r>
-        <w:t xml:space="preserve">ping </w:t>
-      </w:r>
-      <w:proofErr w:type="spellStart"/>
-      <w:r>
-        <w:t>hostname_or_ip</w:t>
-      </w:r>
-      <w:proofErr w:type="spellEnd"/>
-      <w:r>
-        <w:t>: Sends ICMP echo requests to the specified host.</w:t>
+        <w:t>ping hostname_or_ip: Sends ICMP echo requests to the specified host.</w:t>
       </w:r>
     </w:p>
     <w:p>
@@ -1690,7 +1374,6 @@
           <w:numId w:val="5"/>
         </w:numPr>
       </w:pPr>
-      <w:proofErr w:type="spellStart"/>
       <w:r>
         <w:rPr>
           <w:b/>
@@ -1698,17 +1381,8 @@
         </w:rPr>
         <w:t>ifconfig</w:t>
       </w:r>
-      <w:proofErr w:type="spellEnd"/>
-      <w:r>
-        <w:t xml:space="preserve">: Displays or configures network interfaces (deprecated, replaced by </w:t>
-      </w:r>
-      <w:proofErr w:type="spellStart"/>
-      <w:r>
-        <w:t>ip</w:t>
-      </w:r>
-      <w:proofErr w:type="spellEnd"/>
-      <w:r>
-        <w:t>).</w:t>
+      <w:r>
+        <w:t>: Displays or configures network interfaces (deprecated, replaced by ip).</w:t>
       </w:r>
     </w:p>
     <w:p>
@@ -1718,13 +1392,8 @@
           <w:numId w:val="5"/>
         </w:numPr>
       </w:pPr>
-      <w:proofErr w:type="spellStart"/>
-      <w:r>
-        <w:t>ifconfig</w:t>
-      </w:r>
-      <w:proofErr w:type="spellEnd"/>
-      <w:r>
-        <w:t>: Displays the configuration of network interfaces.</w:t>
+      <w:r>
+        <w:t>ifconfig: Displays the configuration of network interfaces.</w:t>
       </w:r>
     </w:p>
     <w:p>
@@ -1734,7 +1403,6 @@
           <w:numId w:val="5"/>
         </w:numPr>
       </w:pPr>
-      <w:proofErr w:type="spellStart"/>
       <w:r>
         <w:rPr>
           <w:b/>
@@ -1742,7 +1410,6 @@
         </w:rPr>
         <w:t>ip</w:t>
       </w:r>
-      <w:proofErr w:type="spellEnd"/>
       <w:r>
         <w:t>: A modern tool to manage network interfaces.</w:t>
       </w:r>
@@ -1754,13 +1421,8 @@
           <w:numId w:val="5"/>
         </w:numPr>
       </w:pPr>
-      <w:proofErr w:type="spellStart"/>
-      <w:r>
-        <w:t>ip</w:t>
-      </w:r>
-      <w:proofErr w:type="spellEnd"/>
-      <w:r>
-        <w:t xml:space="preserve"> a: Shows IP addresses and network interfaces.</w:t>
+      <w:r>
+        <w:t>ip a: Shows IP addresses and network interfaces.</w:t>
       </w:r>
     </w:p>
     <w:p>
@@ -1789,15 +1451,7 @@
         </w:numPr>
       </w:pPr>
       <w:r>
-        <w:t>netstat -</w:t>
-      </w:r>
-      <w:proofErr w:type="spellStart"/>
-      <w:r>
-        <w:t>tuln</w:t>
-      </w:r>
-      <w:proofErr w:type="spellEnd"/>
-      <w:r>
-        <w:t>: Shows active listening ports and network connections.</w:t>
+        <w:t>netstat -tuln: Shows active listening ports and network connections.</w:t>
       </w:r>
     </w:p>
     <w:p>
@@ -1826,15 +1480,7 @@
         </w:numPr>
       </w:pPr>
       <w:r>
-        <w:t xml:space="preserve">ssh </w:t>
-      </w:r>
-      <w:proofErr w:type="spellStart"/>
-      <w:r>
-        <w:t>user@hostname</w:t>
-      </w:r>
-      <w:proofErr w:type="spellEnd"/>
-      <w:r>
-        <w:t>: Connects to a remote machine over SSH.</w:t>
+        <w:t>ssh user@hostname: Connects to a remote machine over SSH.</w:t>
       </w:r>
     </w:p>
     <w:p>
@@ -1844,7 +1490,6 @@
           <w:numId w:val="5"/>
         </w:numPr>
       </w:pPr>
-      <w:proofErr w:type="spellStart"/>
       <w:r>
         <w:rPr>
           <w:b/>
@@ -1852,7 +1497,6 @@
         </w:rPr>
         <w:t>scp</w:t>
       </w:r>
-      <w:proofErr w:type="spellEnd"/>
       <w:r>
         <w:t>: Secure copy for copying files between hosts.</w:t>
       </w:r>
@@ -1864,21 +1508,8 @@
           <w:numId w:val="5"/>
         </w:numPr>
       </w:pPr>
-      <w:proofErr w:type="spellStart"/>
-      <w:r>
-        <w:t>scp</w:t>
-      </w:r>
-      <w:proofErr w:type="spellEnd"/>
-      <w:r>
-        <w:t xml:space="preserve"> file </w:t>
-      </w:r>
-      <w:proofErr w:type="spellStart"/>
-      <w:r>
-        <w:t>user@host</w:t>
-      </w:r>
-      <w:proofErr w:type="spellEnd"/>
-      <w:r>
-        <w:t>:/path/to/destination: Copies a file to a remote host.</w:t>
+      <w:r>
+        <w:t>scp file user@host:/path/to/destination: Copies a file to a remote host.</w:t>
       </w:r>
     </w:p>
     <w:p>
@@ -1888,7 +1519,6 @@
           <w:numId w:val="5"/>
         </w:numPr>
       </w:pPr>
-      <w:proofErr w:type="spellStart"/>
       <w:r>
         <w:rPr>
           <w:b/>
@@ -1896,7 +1526,6 @@
         </w:rPr>
         <w:t>wget</w:t>
       </w:r>
-      <w:proofErr w:type="spellEnd"/>
       <w:r>
         <w:t>: Downloads files from the internet.</w:t>
       </w:r>
@@ -1908,13 +1537,8 @@
           <w:numId w:val="5"/>
         </w:numPr>
       </w:pPr>
-      <w:proofErr w:type="spellStart"/>
-      <w:r>
-        <w:t>wget</w:t>
-      </w:r>
-      <w:proofErr w:type="spellEnd"/>
-      <w:r>
-        <w:t xml:space="preserve"> http://example.com/file: Downloads a file from the specified URL.</w:t>
+      <w:r>
+        <w:t>wget http://example.com/file: Downloads a file from the specified URL.</w:t>
       </w:r>
     </w:p>
     <w:p>
@@ -1968,7 +1592,6 @@
           <w:numId w:val="6"/>
         </w:numPr>
       </w:pPr>
-      <w:proofErr w:type="spellStart"/>
       <w:r>
         <w:rPr>
           <w:b/>
@@ -1976,7 +1599,6 @@
         </w:rPr>
         <w:t>ps</w:t>
       </w:r>
-      <w:proofErr w:type="spellEnd"/>
       <w:r>
         <w:t>: Displays currently running processes.</w:t>
       </w:r>
@@ -1988,13 +1610,8 @@
           <w:numId w:val="6"/>
         </w:numPr>
       </w:pPr>
-      <w:proofErr w:type="spellStart"/>
-      <w:r>
-        <w:t>ps</w:t>
-      </w:r>
-      <w:proofErr w:type="spellEnd"/>
-      <w:r>
-        <w:t xml:space="preserve"> aux: Displays all running processes with detailed information.</w:t>
+      <w:r>
+        <w:t>ps aux: Displays all running processes with detailed information.</w:t>
       </w:r>
     </w:p>
     <w:p>
@@ -2051,7 +1668,6 @@
           <w:numId w:val="6"/>
         </w:numPr>
       </w:pPr>
-      <w:proofErr w:type="spellStart"/>
       <w:r>
         <w:rPr>
           <w:b/>
@@ -2059,7 +1675,6 @@
         </w:rPr>
         <w:t>killall</w:t>
       </w:r>
-      <w:proofErr w:type="spellEnd"/>
       <w:r>
         <w:t>: Kills all processes by name.</w:t>
       </w:r>
@@ -2071,21 +1686,8 @@
           <w:numId w:val="6"/>
         </w:numPr>
       </w:pPr>
-      <w:proofErr w:type="spellStart"/>
-      <w:r>
-        <w:t>killall</w:t>
-      </w:r>
-      <w:proofErr w:type="spellEnd"/>
-      <w:r>
-        <w:t xml:space="preserve"> </w:t>
-      </w:r>
-      <w:proofErr w:type="spellStart"/>
-      <w:r>
-        <w:t>process_name</w:t>
-      </w:r>
-      <w:proofErr w:type="spellEnd"/>
-      <w:r>
-        <w:t>: Terminates all processes with the specified name.</w:t>
+      <w:r>
+        <w:t>killall process_name: Terminates all processes with the specified name.</w:t>
       </w:r>
     </w:p>
     <w:p>
@@ -2095,7 +1697,6 @@
           <w:numId w:val="6"/>
         </w:numPr>
       </w:pPr>
-      <w:proofErr w:type="spellStart"/>
       <w:r>
         <w:rPr>
           <w:b/>
@@ -2103,7 +1704,6 @@
         </w:rPr>
         <w:t>bg</w:t>
       </w:r>
-      <w:proofErr w:type="spellEnd"/>
       <w:r>
         <w:t>: Resumes a suspended job in the background.</w:t>
       </w:r>
@@ -2115,21 +1715,8 @@
           <w:numId w:val="6"/>
         </w:numPr>
       </w:pPr>
-      <w:proofErr w:type="spellStart"/>
-      <w:r>
-        <w:t>bg</w:t>
-      </w:r>
-      <w:proofErr w:type="spellEnd"/>
-      <w:r>
-        <w:t xml:space="preserve"> %</w:t>
-      </w:r>
-      <w:proofErr w:type="spellStart"/>
-      <w:r>
-        <w:t>job_number</w:t>
-      </w:r>
-      <w:proofErr w:type="spellEnd"/>
-      <w:r>
-        <w:t>: Resumes a specific job in the background.</w:t>
+      <w:r>
+        <w:t>bg %job_number: Resumes a specific job in the background.</w:t>
       </w:r>
     </w:p>
     <w:p>
@@ -2139,7 +1726,6 @@
           <w:numId w:val="6"/>
         </w:numPr>
       </w:pPr>
-      <w:proofErr w:type="spellStart"/>
       <w:r>
         <w:rPr>
           <w:b/>
@@ -2147,7 +1733,6 @@
         </w:rPr>
         <w:t>fg</w:t>
       </w:r>
-      <w:proofErr w:type="spellEnd"/>
       <w:r>
         <w:t>: Brings a background job to the foreground.</w:t>
       </w:r>
@@ -2159,21 +1744,8 @@
           <w:numId w:val="6"/>
         </w:numPr>
       </w:pPr>
-      <w:proofErr w:type="spellStart"/>
-      <w:r>
-        <w:t>fg</w:t>
-      </w:r>
-      <w:proofErr w:type="spellEnd"/>
-      <w:r>
-        <w:t xml:space="preserve"> %</w:t>
-      </w:r>
-      <w:proofErr w:type="spellStart"/>
-      <w:r>
-        <w:t>job_number</w:t>
-      </w:r>
-      <w:proofErr w:type="spellEnd"/>
-      <w:r>
-        <w:t>: Brings a specific background job to the foreground.</w:t>
+      <w:r>
+        <w:t>fg %job_number: Brings a specific background job to the foreground.</w:t>
       </w:r>
     </w:p>
     <w:p>
@@ -2228,7 +1800,6 @@
           <w:numId w:val="7"/>
         </w:numPr>
       </w:pPr>
-      <w:proofErr w:type="spellStart"/>
       <w:r>
         <w:rPr>
           <w:b/>
@@ -2236,7 +1807,6 @@
         </w:rPr>
         <w:t>journalctl</w:t>
       </w:r>
-      <w:proofErr w:type="spellEnd"/>
       <w:r>
         <w:t>: Views system logs.</w:t>
       </w:r>
@@ -2248,21 +1818,8 @@
           <w:numId w:val="7"/>
         </w:numPr>
       </w:pPr>
-      <w:proofErr w:type="spellStart"/>
-      <w:r>
-        <w:t>journalctl</w:t>
-      </w:r>
-      <w:proofErr w:type="spellEnd"/>
-      <w:r>
-        <w:t xml:space="preserve">: Shows all logs managed by </w:t>
-      </w:r>
-      <w:proofErr w:type="spellStart"/>
-      <w:r>
-        <w:t>systemd</w:t>
-      </w:r>
-      <w:proofErr w:type="spellEnd"/>
-      <w:r>
-        <w:t>.</w:t>
+      <w:r>
+        <w:t>journalctl: Shows all logs managed by systemd.</w:t>
       </w:r>
     </w:p>
     <w:p>
@@ -2301,7 +1858,6 @@
           <w:numId w:val="7"/>
         </w:numPr>
       </w:pPr>
-      <w:proofErr w:type="spellStart"/>
       <w:r>
         <w:rPr>
           <w:b/>
@@ -2309,7 +1865,6 @@
         </w:rPr>
         <w:t>cat</w:t>
       </w:r>
-      <w:proofErr w:type="spellEnd"/>
       <w:r>
         <w:t>: Concatenates and displays the contents of a file.</w:t>
       </w:r>
@@ -2463,7 +2018,6 @@
           <w:numId w:val="8"/>
         </w:numPr>
       </w:pPr>
-      <w:proofErr w:type="spellStart"/>
       <w:r>
         <w:rPr>
           <w:b/>
@@ -2471,7 +2025,6 @@
         </w:rPr>
         <w:t>poweroff</w:t>
       </w:r>
-      <w:proofErr w:type="spellEnd"/>
       <w:r>
         <w:t>: Powers off the system.</w:t>
       </w:r>
@@ -2483,19 +2036,17 @@
           <w:numId w:val="8"/>
         </w:numPr>
       </w:pPr>
-      <w:proofErr w:type="spellStart"/>
-      <w:r>
-        <w:t>poweroff</w:t>
-      </w:r>
-      <w:proofErr w:type="spellEnd"/>
-      <w:r>
-        <w:t>: Turns off the system.</w:t>
-      </w:r>
-    </w:p>
-    <w:p>
-      <w:r>
-        <w:pict w14:anchorId="5E3A27D4">
-          <v:rect id="_x0000_i1031" style="width:0;height:1.5pt" o:hralign="center" o:hrstd="t" o:hr="t" fillcolor="#a0a0a0" stroked="f"/>
+      <w:r>
+        <w:t>poweroff: Turns off the system.</w:t>
+      </w:r>
+    </w:p>
+    <w:p>
+      <w:r>
+        <w:rPr>
+          <w:noProof/>
+        </w:rPr>
+        <w:pict w14:anchorId="110F754A">
+          <v:rect id="_x0000_i1033" alt="" style="width:451.3pt;height:.05pt;mso-width-percent:0;mso-height-percent:0;mso-width-percent:0;mso-height-percent:0" o:hralign="center" o:hrstd="t" o:hr="t" fillcolor="#a0a0a0" stroked="f"/>
         </w:pict>
       </w:r>
     </w:p>
@@ -2521,8 +2072,11 @@
     </w:p>
     <w:p>
       <w:r>
-        <w:pict w14:anchorId="39E341D2">
-          <v:rect id="_x0000_i1081" style="width:0;height:1.5pt" o:hralign="center" o:hrstd="t" o:hr="t" fillcolor="#a0a0a0" stroked="f"/>
+        <w:rPr>
+          <w:noProof/>
+        </w:rPr>
+        <w:pict w14:anchorId="67F1E8BF">
+          <v:rect id="_x0000_i1032" alt="" style="width:451.3pt;height:.05pt;mso-width-percent:0;mso-height-percent:0;mso-width-percent:0;mso-height-percent:0" o:hralign="center" o:hrstd="t" o:hr="t" fillcolor="#a0a0a0" stroked="f"/>
         </w:pict>
       </w:r>
     </w:p>
@@ -2623,15 +2177,7 @@
         </w:numPr>
       </w:pPr>
       <w:r>
-        <w:t xml:space="preserve">ls -a: Lists all files, including hidden ones (those starting </w:t>
-      </w:r>
-      <w:proofErr w:type="gramStart"/>
-      <w:r>
-        <w:t>with .</w:t>
-      </w:r>
-      <w:proofErr w:type="gramEnd"/>
-      <w:r>
-        <w:t>).</w:t>
+        <w:t>ls -a: Lists all files, including hidden ones (those starting with .).</w:t>
       </w:r>
     </w:p>
     <w:p>
@@ -2715,15 +2261,7 @@
         </w:numPr>
       </w:pPr>
       <w:r>
-        <w:t>cd</w:t>
-      </w:r>
-      <w:proofErr w:type="gramStart"/>
-      <w:r>
-        <w:t xml:space="preserve"> ..</w:t>
-      </w:r>
-      <w:proofErr w:type="gramEnd"/>
-      <w:r>
-        <w:t>: Moves up one directory level.</w:t>
+        <w:t>cd ..: Moves up one directory level.</w:t>
       </w:r>
     </w:p>
     <w:p>
@@ -2755,21 +2293,12 @@
           <w:bCs/>
         </w:rPr>
       </w:pPr>
-      <w:proofErr w:type="spellStart"/>
-      <w:r>
-        <w:rPr>
-          <w:b/>
-          <w:bCs/>
-        </w:rPr>
-        <w:t>pwd</w:t>
-      </w:r>
-      <w:proofErr w:type="spellEnd"/>
-      <w:r>
-        <w:rPr>
-          <w:b/>
-          <w:bCs/>
-        </w:rPr>
-        <w:t xml:space="preserve"> — Print Working Directory</w:t>
+      <w:r>
+        <w:rPr>
+          <w:b/>
+          <w:bCs/>
+        </w:rPr>
+        <w:t>pwd — Print Working Directory</w:t>
       </w:r>
     </w:p>
     <w:p>
@@ -2815,37 +2344,23 @@
           <w:numId w:val="11"/>
         </w:numPr>
       </w:pPr>
-      <w:proofErr w:type="spellStart"/>
-      <w:r>
-        <w:t>pwd</w:t>
-      </w:r>
-      <w:proofErr w:type="spellEnd"/>
-      <w:r>
-        <w:t>: Shows the current directory path.</w:t>
-      </w:r>
-    </w:p>
-    <w:p>
-      <w:pPr>
-        <w:rPr>
-          <w:b/>
-          <w:bCs/>
-        </w:rPr>
-      </w:pPr>
-      <w:proofErr w:type="spellStart"/>
-      <w:r>
-        <w:rPr>
-          <w:b/>
-          <w:bCs/>
-        </w:rPr>
-        <w:t>mkdir</w:t>
-      </w:r>
-      <w:proofErr w:type="spellEnd"/>
-      <w:r>
-        <w:rPr>
-          <w:b/>
-          <w:bCs/>
-        </w:rPr>
-        <w:t xml:space="preserve"> — Make Directory</w:t>
+      <w:r>
+        <w:t>pwd: Shows the current directory path.</w:t>
+      </w:r>
+    </w:p>
+    <w:p>
+      <w:pPr>
+        <w:rPr>
+          <w:b/>
+          <w:bCs/>
+        </w:rPr>
+      </w:pPr>
+      <w:r>
+        <w:rPr>
+          <w:b/>
+          <w:bCs/>
+        </w:rPr>
+        <w:t>mkdir — Make Directory</w:t>
       </w:r>
     </w:p>
     <w:p>
@@ -2891,21 +2406,8 @@
           <w:numId w:val="12"/>
         </w:numPr>
       </w:pPr>
-      <w:proofErr w:type="spellStart"/>
-      <w:r>
-        <w:t>mkdir</w:t>
-      </w:r>
-      <w:proofErr w:type="spellEnd"/>
-      <w:r>
-        <w:t xml:space="preserve"> </w:t>
-      </w:r>
-      <w:proofErr w:type="spellStart"/>
-      <w:r>
-        <w:t>directory_name</w:t>
-      </w:r>
-      <w:proofErr w:type="spellEnd"/>
-      <w:r>
-        <w:t>: Creates a directory with the specified name.</w:t>
+      <w:r>
+        <w:t>mkdir directory_name: Creates a directory with the specified name.</w:t>
       </w:r>
     </w:p>
     <w:p>
@@ -2915,37 +2417,23 @@
           <w:numId w:val="12"/>
         </w:numPr>
       </w:pPr>
-      <w:proofErr w:type="spellStart"/>
-      <w:r>
-        <w:t>mkdir</w:t>
-      </w:r>
-      <w:proofErr w:type="spellEnd"/>
-      <w:r>
-        <w:t xml:space="preserve"> -p /path/to/parent/directory: Creates parent directories if they don't exist.</w:t>
-      </w:r>
-    </w:p>
-    <w:p>
-      <w:pPr>
-        <w:rPr>
-          <w:b/>
-          <w:bCs/>
-        </w:rPr>
-      </w:pPr>
-      <w:proofErr w:type="spellStart"/>
-      <w:r>
-        <w:rPr>
-          <w:b/>
-          <w:bCs/>
-        </w:rPr>
-        <w:t>rmdir</w:t>
-      </w:r>
-      <w:proofErr w:type="spellEnd"/>
-      <w:r>
-        <w:rPr>
-          <w:b/>
-          <w:bCs/>
-        </w:rPr>
-        <w:t xml:space="preserve"> — Remove Directory</w:t>
+      <w:r>
+        <w:t>mkdir -p /path/to/parent/directory: Creates parent directories if they don't exist.</w:t>
+      </w:r>
+    </w:p>
+    <w:p>
+      <w:pPr>
+        <w:rPr>
+          <w:b/>
+          <w:bCs/>
+        </w:rPr>
+      </w:pPr>
+      <w:r>
+        <w:rPr>
+          <w:b/>
+          <w:bCs/>
+        </w:rPr>
+        <w:t>rmdir — Remove Directory</w:t>
       </w:r>
     </w:p>
     <w:p>
@@ -2991,21 +2479,8 @@
           <w:numId w:val="13"/>
         </w:numPr>
       </w:pPr>
-      <w:proofErr w:type="spellStart"/>
-      <w:r>
-        <w:t>rmdir</w:t>
-      </w:r>
-      <w:proofErr w:type="spellEnd"/>
-      <w:r>
-        <w:t xml:space="preserve"> </w:t>
-      </w:r>
-      <w:proofErr w:type="spellStart"/>
-      <w:r>
-        <w:t>directory_name</w:t>
-      </w:r>
-      <w:proofErr w:type="spellEnd"/>
-      <w:r>
-        <w:t>: Removes the specified directory, but only if it's empty.</w:t>
+      <w:r>
+        <w:t>rmdir directory_name: Removes the specified directory, but only if it's empty.</w:t>
       </w:r>
     </w:p>
     <w:p>
@@ -3067,15 +2542,7 @@
         </w:numPr>
       </w:pPr>
       <w:r>
-        <w:t xml:space="preserve">rm </w:t>
-      </w:r>
-      <w:proofErr w:type="spellStart"/>
-      <w:r>
-        <w:t>file_name</w:t>
-      </w:r>
-      <w:proofErr w:type="spellEnd"/>
-      <w:r>
-        <w:t>: Removes a file.</w:t>
+        <w:t>rm file_name: Removes a file.</w:t>
       </w:r>
     </w:p>
     <w:p>
@@ -3086,15 +2553,7 @@
         </w:numPr>
       </w:pPr>
       <w:r>
-        <w:t xml:space="preserve">rm -r </w:t>
-      </w:r>
-      <w:proofErr w:type="spellStart"/>
-      <w:r>
-        <w:t>directory_name</w:t>
-      </w:r>
-      <w:proofErr w:type="spellEnd"/>
-      <w:r>
-        <w:t>: Recursively removes a directory and its contents.</w:t>
+        <w:t>rm -r directory_name: Recursively removes a directory and its contents.</w:t>
       </w:r>
     </w:p>
     <w:p>
@@ -3105,15 +2564,7 @@
         </w:numPr>
       </w:pPr>
       <w:r>
-        <w:t xml:space="preserve">rm -f </w:t>
-      </w:r>
-      <w:proofErr w:type="spellStart"/>
-      <w:r>
-        <w:t>file_name</w:t>
-      </w:r>
-      <w:proofErr w:type="spellEnd"/>
-      <w:r>
-        <w:t>: Forces the deletion of a file without asking for confirmation.</w:t>
+        <w:t>rm -f file_name: Forces the deletion of a file without asking for confirmation.</w:t>
       </w:r>
     </w:p>
     <w:p>
@@ -3187,23 +2638,7 @@
         </w:numPr>
       </w:pPr>
       <w:r>
-        <w:t xml:space="preserve">cp -r </w:t>
-      </w:r>
-      <w:proofErr w:type="spellStart"/>
-      <w:r>
-        <w:t>source_directory</w:t>
-      </w:r>
-      <w:proofErr w:type="spellEnd"/>
-      <w:r>
-        <w:t xml:space="preserve"> </w:t>
-      </w:r>
-      <w:proofErr w:type="spellStart"/>
-      <w:r>
-        <w:t>destination_directory</w:t>
-      </w:r>
-      <w:proofErr w:type="spellEnd"/>
-      <w:r>
-        <w:t>: Copies directories recursively.</w:t>
+        <w:t>cp -r source_directory destination_directory: Copies directories recursively.</w:t>
       </w:r>
     </w:p>
     <w:p>
@@ -3276,23 +2711,7 @@
         </w:numPr>
       </w:pPr>
       <w:r>
-        <w:t xml:space="preserve">mv </w:t>
-      </w:r>
-      <w:proofErr w:type="spellStart"/>
-      <w:r>
-        <w:t>old_name</w:t>
-      </w:r>
-      <w:proofErr w:type="spellEnd"/>
-      <w:r>
-        <w:t xml:space="preserve"> </w:t>
-      </w:r>
-      <w:proofErr w:type="spellStart"/>
-      <w:r>
-        <w:t>new_name</w:t>
-      </w:r>
-      <w:proofErr w:type="spellEnd"/>
-      <w:r>
-        <w:t>: Renames a file or directory.</w:t>
+        <w:t>mv old_name new_name: Renames a file or directory.</w:t>
       </w:r>
     </w:p>
     <w:p>
@@ -3354,15 +2773,7 @@
         </w:numPr>
       </w:pPr>
       <w:r>
-        <w:t xml:space="preserve">touch </w:t>
-      </w:r>
-      <w:proofErr w:type="spellStart"/>
-      <w:r>
-        <w:t>file_name</w:t>
-      </w:r>
-      <w:proofErr w:type="spellEnd"/>
-      <w:r>
-        <w:t>: Creates an empty file if it doesn't exist or updates the file's timestamp.</w:t>
+        <w:t>touch file_name: Creates an empty file if it doesn't exist or updates the file's timestamp.</w:t>
       </w:r>
     </w:p>
     <w:p>
@@ -3518,13 +2929,8 @@
           <w:numId w:val="19"/>
         </w:numPr>
       </w:pPr>
-      <w:proofErr w:type="spellStart"/>
-      <w:r>
-        <w:t>updatedb</w:t>
-      </w:r>
-      <w:proofErr w:type="spellEnd"/>
-      <w:r>
-        <w:t>: Updates the locate database (usually run by root).</w:t>
+      <w:r>
+        <w:t>updatedb: Updates the locate database (usually run by root).</w:t>
       </w:r>
     </w:p>
     <w:p>
@@ -3586,15 +2992,7 @@
         </w:numPr>
       </w:pPr>
       <w:r>
-        <w:t xml:space="preserve">ln file </w:t>
-      </w:r>
-      <w:proofErr w:type="spellStart"/>
-      <w:r>
-        <w:t>link_name</w:t>
-      </w:r>
-      <w:proofErr w:type="spellEnd"/>
-      <w:r>
-        <w:t>: Creates a hard link.</w:t>
+        <w:t>ln file link_name: Creates a hard link.</w:t>
       </w:r>
     </w:p>
     <w:p>
@@ -3605,21 +3003,16 @@
         </w:numPr>
       </w:pPr>
       <w:r>
-        <w:t xml:space="preserve">ln -s file </w:t>
-      </w:r>
-      <w:proofErr w:type="spellStart"/>
-      <w:r>
-        <w:t>link_name</w:t>
-      </w:r>
-      <w:proofErr w:type="spellEnd"/>
-      <w:r>
-        <w:t>: Creates a symbolic (soft) link.</w:t>
-      </w:r>
-    </w:p>
-    <w:p>
-      <w:r>
-        <w:pict w14:anchorId="5E60DE6B">
-          <v:rect id="_x0000_i1082" style="width:0;height:1.5pt" o:hralign="center" o:hrstd="t" o:hr="t" fillcolor="#a0a0a0" stroked="f"/>
+        <w:t>ln -s file link_name: Creates a symbolic (soft) link.</w:t>
+      </w:r>
+    </w:p>
+    <w:p>
+      <w:r>
+        <w:rPr>
+          <w:noProof/>
+        </w:rPr>
+        <w:pict w14:anchorId="632F6ADC">
+          <v:rect id="_x0000_i1031" alt="" style="width:451.3pt;height:.05pt;mso-width-percent:0;mso-height-percent:0;mso-width-percent:0;mso-height-percent:0" o:hralign="center" o:hrstd="t" o:hr="t" fillcolor="#a0a0a0" stroked="f"/>
         </w:pict>
       </w:r>
     </w:p>
@@ -3646,21 +3039,12 @@
           <w:bCs/>
         </w:rPr>
       </w:pPr>
-      <w:proofErr w:type="spellStart"/>
-      <w:r>
-        <w:rPr>
-          <w:b/>
-          <w:bCs/>
-        </w:rPr>
-        <w:t>uname</w:t>
-      </w:r>
-      <w:proofErr w:type="spellEnd"/>
-      <w:r>
-        <w:rPr>
-          <w:b/>
-          <w:bCs/>
-        </w:rPr>
-        <w:t xml:space="preserve"> — Display System Information</w:t>
+      <w:r>
+        <w:rPr>
+          <w:b/>
+          <w:bCs/>
+        </w:rPr>
+        <w:t>uname — Display System Information</w:t>
       </w:r>
     </w:p>
     <w:p>
@@ -3706,13 +3090,8 @@
           <w:numId w:val="21"/>
         </w:numPr>
       </w:pPr>
-      <w:proofErr w:type="spellStart"/>
-      <w:r>
-        <w:t>uname</w:t>
-      </w:r>
-      <w:proofErr w:type="spellEnd"/>
-      <w:r>
-        <w:t xml:space="preserve"> -a: Shows detailed information about the system (kernel, architecture, etc.).</w:t>
+      <w:r>
+        <w:t>uname -a: Shows detailed information about the system (kernel, architecture, etc.).</w:t>
       </w:r>
     </w:p>
     <w:p>
@@ -3722,13 +3101,8 @@
           <w:numId w:val="21"/>
         </w:numPr>
       </w:pPr>
-      <w:proofErr w:type="spellStart"/>
-      <w:r>
-        <w:t>uname</w:t>
-      </w:r>
-      <w:proofErr w:type="spellEnd"/>
-      <w:r>
-        <w:t xml:space="preserve"> -r: Displays the kernel version.</w:t>
+      <w:r>
+        <w:t>uname -r: Displays the kernel version.</w:t>
       </w:r>
     </w:p>
     <w:p>
@@ -3801,39 +3175,22 @@
         </w:numPr>
       </w:pPr>
       <w:r>
-        <w:t xml:space="preserve">Press q to </w:t>
-      </w:r>
-      <w:proofErr w:type="gramStart"/>
-      <w:r>
-        <w:t>quit</w:t>
-      </w:r>
-      <w:proofErr w:type="gramEnd"/>
-      <w:r>
-        <w:t xml:space="preserve"> top.</w:t>
-      </w:r>
-    </w:p>
-    <w:p>
-      <w:pPr>
-        <w:rPr>
-          <w:b/>
-          <w:bCs/>
-        </w:rPr>
-      </w:pPr>
-      <w:proofErr w:type="spellStart"/>
-      <w:r>
-        <w:rPr>
-          <w:b/>
-          <w:bCs/>
-        </w:rPr>
-        <w:t>htop</w:t>
-      </w:r>
-      <w:proofErr w:type="spellEnd"/>
-      <w:r>
-        <w:rPr>
-          <w:b/>
-          <w:bCs/>
-        </w:rPr>
-        <w:t xml:space="preserve"> — Enhanced Task Manager</w:t>
+        <w:t>Press q to quit top.</w:t>
+      </w:r>
+    </w:p>
+    <w:p>
+      <w:pPr>
+        <w:rPr>
+          <w:b/>
+          <w:bCs/>
+        </w:rPr>
+      </w:pPr>
+      <w:r>
+        <w:rPr>
+          <w:b/>
+          <w:bCs/>
+        </w:rPr>
+        <w:t>htop — Enhanced Task Manager</w:t>
       </w:r>
     </w:p>
     <w:p>
@@ -3879,37 +3236,23 @@
           <w:numId w:val="23"/>
         </w:numPr>
       </w:pPr>
-      <w:proofErr w:type="spellStart"/>
-      <w:r>
-        <w:t>htop</w:t>
-      </w:r>
-      <w:proofErr w:type="spellEnd"/>
-      <w:r>
-        <w:t>: Provides an interactive process viewer with color-coded output and customizable options.</w:t>
-      </w:r>
-    </w:p>
-    <w:p>
-      <w:pPr>
-        <w:rPr>
-          <w:b/>
-          <w:bCs/>
-        </w:rPr>
-      </w:pPr>
-      <w:proofErr w:type="spellStart"/>
-      <w:r>
-        <w:rPr>
-          <w:b/>
-          <w:bCs/>
-        </w:rPr>
-        <w:t>ps</w:t>
-      </w:r>
-      <w:proofErr w:type="spellEnd"/>
-      <w:r>
-        <w:rPr>
-          <w:b/>
-          <w:bCs/>
-        </w:rPr>
-        <w:t xml:space="preserve"> — Display Running Processes</w:t>
+      <w:r>
+        <w:t>htop: Provides an interactive process viewer with color-coded output and customizable options.</w:t>
+      </w:r>
+    </w:p>
+    <w:p>
+      <w:pPr>
+        <w:rPr>
+          <w:b/>
+          <w:bCs/>
+        </w:rPr>
+      </w:pPr>
+      <w:r>
+        <w:rPr>
+          <w:b/>
+          <w:bCs/>
+        </w:rPr>
+        <w:t>ps — Display Running Processes</w:t>
       </w:r>
     </w:p>
     <w:p>
@@ -3955,13 +3298,8 @@
           <w:numId w:val="24"/>
         </w:numPr>
       </w:pPr>
-      <w:proofErr w:type="spellStart"/>
-      <w:r>
-        <w:t>ps</w:t>
-      </w:r>
-      <w:proofErr w:type="spellEnd"/>
-      <w:r>
-        <w:t xml:space="preserve"> aux: Displays all running processes with detailed information.</w:t>
+      <w:r>
+        <w:t>ps aux: Displays all running processes with detailed information.</w:t>
       </w:r>
     </w:p>
     <w:p>
@@ -3971,45 +3309,23 @@
           <w:numId w:val="24"/>
         </w:numPr>
       </w:pPr>
-      <w:proofErr w:type="spellStart"/>
-      <w:r>
-        <w:t>ps</w:t>
-      </w:r>
-      <w:proofErr w:type="spellEnd"/>
-      <w:r>
-        <w:t xml:space="preserve"> -</w:t>
-      </w:r>
-      <w:proofErr w:type="spellStart"/>
-      <w:r>
-        <w:t>ef</w:t>
-      </w:r>
-      <w:proofErr w:type="spellEnd"/>
-      <w:r>
-        <w:t>: Shows processes in a different format.</w:t>
-      </w:r>
-    </w:p>
-    <w:p>
-      <w:pPr>
-        <w:rPr>
-          <w:b/>
-          <w:bCs/>
-        </w:rPr>
-      </w:pPr>
-      <w:proofErr w:type="spellStart"/>
-      <w:r>
-        <w:rPr>
-          <w:b/>
-          <w:bCs/>
-        </w:rPr>
-        <w:t>df</w:t>
-      </w:r>
-      <w:proofErr w:type="spellEnd"/>
-      <w:r>
-        <w:rPr>
-          <w:b/>
-          <w:bCs/>
-        </w:rPr>
-        <w:t xml:space="preserve"> — Disk Space Usage</w:t>
+      <w:r>
+        <w:t>ps -ef: Shows processes in a different format.</w:t>
+      </w:r>
+    </w:p>
+    <w:p>
+      <w:pPr>
+        <w:rPr>
+          <w:b/>
+          <w:bCs/>
+        </w:rPr>
+      </w:pPr>
+      <w:r>
+        <w:rPr>
+          <w:b/>
+          <w:bCs/>
+        </w:rPr>
+        <w:t>df — Disk Space Usage</w:t>
       </w:r>
     </w:p>
     <w:p>
@@ -4055,13 +3371,8 @@
           <w:numId w:val="25"/>
         </w:numPr>
       </w:pPr>
-      <w:proofErr w:type="spellStart"/>
-      <w:r>
-        <w:t>df</w:t>
-      </w:r>
-      <w:proofErr w:type="spellEnd"/>
-      <w:r>
-        <w:t>: Displays disk space usage.</w:t>
+      <w:r>
+        <w:t>df: Displays disk space usage.</w:t>
       </w:r>
     </w:p>
     <w:p>
@@ -4071,13 +3382,8 @@
           <w:numId w:val="25"/>
         </w:numPr>
       </w:pPr>
-      <w:proofErr w:type="spellStart"/>
-      <w:r>
-        <w:t>df</w:t>
-      </w:r>
-      <w:proofErr w:type="spellEnd"/>
-      <w:r>
-        <w:t xml:space="preserve"> -h: Displays in human-readable format (e.g., KB, MB, GB).</w:t>
+      <w:r>
+        <w:t>df -h: Displays in human-readable format (e.g., KB, MB, GB).</w:t>
       </w:r>
     </w:p>
     <w:p>
@@ -4139,15 +3445,7 @@
         </w:numPr>
       </w:pPr>
       <w:r>
-        <w:t>du /path/to/</w:t>
-      </w:r>
-      <w:proofErr w:type="spellStart"/>
-      <w:r>
-        <w:t>dir</w:t>
-      </w:r>
-      <w:proofErr w:type="spellEnd"/>
-      <w:r>
-        <w:t>: Displays the disk usage of the specified directory.</w:t>
+        <w:t>du /path/to/dir: Displays the disk usage of the specified directory.</w:t>
       </w:r>
     </w:p>
     <w:p>
@@ -4158,23 +3456,7 @@
         </w:numPr>
       </w:pPr>
       <w:r>
-        <w:t>du -</w:t>
-      </w:r>
-      <w:proofErr w:type="spellStart"/>
-      <w:r>
-        <w:t>sh</w:t>
-      </w:r>
-      <w:proofErr w:type="spellEnd"/>
-      <w:r>
-        <w:t xml:space="preserve"> /path/to/</w:t>
-      </w:r>
-      <w:proofErr w:type="spellStart"/>
-      <w:r>
-        <w:t>dir</w:t>
-      </w:r>
-      <w:proofErr w:type="spellEnd"/>
-      <w:r>
-        <w:t>: Shows total disk usage in a human-readable format.</w:t>
+        <w:t>du -sh /path/to/dir: Shows total disk usage in a human-readable format.</w:t>
       </w:r>
     </w:p>
     <w:p>
@@ -4320,21 +3602,12 @@
           <w:bCs/>
         </w:rPr>
       </w:pPr>
-      <w:proofErr w:type="spellStart"/>
-      <w:r>
-        <w:rPr>
-          <w:b/>
-          <w:bCs/>
-        </w:rPr>
-        <w:t>lscpu</w:t>
-      </w:r>
-      <w:proofErr w:type="spellEnd"/>
-      <w:r>
-        <w:rPr>
-          <w:b/>
-          <w:bCs/>
-        </w:rPr>
-        <w:t xml:space="preserve"> — CPU Information</w:t>
+      <w:r>
+        <w:rPr>
+          <w:b/>
+          <w:bCs/>
+        </w:rPr>
+        <w:t>lscpu — CPU Information</w:t>
       </w:r>
     </w:p>
     <w:p>
@@ -4380,19 +3653,17 @@
           <w:numId w:val="29"/>
         </w:numPr>
       </w:pPr>
-      <w:proofErr w:type="spellStart"/>
-      <w:r>
-        <w:t>lscpu</w:t>
-      </w:r>
-      <w:proofErr w:type="spellEnd"/>
-      <w:r>
-        <w:t>: Shows detailed information about CPU architecture, cores, threads, and more.</w:t>
-      </w:r>
-    </w:p>
-    <w:p>
-      <w:r>
-        <w:pict w14:anchorId="45419380">
-          <v:rect id="_x0000_i1083" style="width:0;height:1.5pt" o:hralign="center" o:hrstd="t" o:hr="t" fillcolor="#a0a0a0" stroked="f"/>
+      <w:r>
+        <w:t>lscpu: Shows detailed information about CPU architecture, cores, threads, and more.</w:t>
+      </w:r>
+    </w:p>
+    <w:p>
+      <w:r>
+        <w:rPr>
+          <w:noProof/>
+        </w:rPr>
+        <w:pict w14:anchorId="79462B03">
+          <v:rect id="_x0000_i1030" alt="" style="width:451.3pt;height:.05pt;mso-width-percent:0;mso-height-percent:0;mso-width-percent:0;mso-height-percent:0" o:hralign="center" o:hrstd="t" o:hr="t" fillcolor="#a0a0a0" stroked="f"/>
         </w:pict>
       </w:r>
     </w:p>
@@ -4491,21 +3762,12 @@
           <w:bCs/>
         </w:rPr>
       </w:pPr>
-      <w:proofErr w:type="spellStart"/>
-      <w:r>
-        <w:rPr>
-          <w:b/>
-          <w:bCs/>
-        </w:rPr>
-        <w:t>killall</w:t>
-      </w:r>
-      <w:proofErr w:type="spellEnd"/>
-      <w:r>
-        <w:rPr>
-          <w:b/>
-          <w:bCs/>
-        </w:rPr>
-        <w:t xml:space="preserve"> — Kill Processes by Name</w:t>
+      <w:r>
+        <w:rPr>
+          <w:b/>
+          <w:bCs/>
+        </w:rPr>
+        <w:t>killall — Kill Processes by Name</w:t>
       </w:r>
     </w:p>
     <w:p>
@@ -4551,45 +3813,23 @@
           <w:numId w:val="31"/>
         </w:numPr>
       </w:pPr>
-      <w:proofErr w:type="spellStart"/>
-      <w:r>
-        <w:t>killall</w:t>
-      </w:r>
-      <w:proofErr w:type="spellEnd"/>
-      <w:r>
-        <w:t xml:space="preserve"> </w:t>
-      </w:r>
-      <w:proofErr w:type="spellStart"/>
-      <w:r>
-        <w:t>process_name</w:t>
-      </w:r>
-      <w:proofErr w:type="spellEnd"/>
-      <w:r>
-        <w:t>: Kills all processes with the given name.</w:t>
-      </w:r>
-    </w:p>
-    <w:p>
-      <w:pPr>
-        <w:rPr>
-          <w:b/>
-          <w:bCs/>
-        </w:rPr>
-      </w:pPr>
-      <w:proofErr w:type="spellStart"/>
-      <w:r>
-        <w:rPr>
-          <w:b/>
-          <w:bCs/>
-        </w:rPr>
-        <w:t>bg</w:t>
-      </w:r>
-      <w:proofErr w:type="spellEnd"/>
-      <w:r>
-        <w:rPr>
-          <w:b/>
-          <w:bCs/>
-        </w:rPr>
-        <w:t xml:space="preserve"> — Resume a Suspended Job in the Background</w:t>
+      <w:r>
+        <w:t>killall process_name: Kills all processes with the given name.</w:t>
+      </w:r>
+    </w:p>
+    <w:p>
+      <w:pPr>
+        <w:rPr>
+          <w:b/>
+          <w:bCs/>
+        </w:rPr>
+      </w:pPr>
+      <w:r>
+        <w:rPr>
+          <w:b/>
+          <w:bCs/>
+        </w:rPr>
+        <w:t>bg — Resume a Suspended Job in the Background</w:t>
       </w:r>
     </w:p>
     <w:p>
@@ -4635,45 +3875,23 @@
           <w:numId w:val="32"/>
         </w:numPr>
       </w:pPr>
-      <w:proofErr w:type="spellStart"/>
-      <w:r>
-        <w:t>bg</w:t>
-      </w:r>
-      <w:proofErr w:type="spellEnd"/>
-      <w:r>
-        <w:t xml:space="preserve"> %</w:t>
-      </w:r>
-      <w:proofErr w:type="spellStart"/>
-      <w:r>
-        <w:t>job_number</w:t>
-      </w:r>
-      <w:proofErr w:type="spellEnd"/>
-      <w:r>
-        <w:t>: Resumes a specific job in the background.</w:t>
-      </w:r>
-    </w:p>
-    <w:p>
-      <w:pPr>
-        <w:rPr>
-          <w:b/>
-          <w:bCs/>
-        </w:rPr>
-      </w:pPr>
-      <w:proofErr w:type="spellStart"/>
-      <w:r>
-        <w:rPr>
-          <w:b/>
-          <w:bCs/>
-        </w:rPr>
-        <w:t>fg</w:t>
-      </w:r>
-      <w:proofErr w:type="spellEnd"/>
-      <w:r>
-        <w:rPr>
-          <w:b/>
-          <w:bCs/>
-        </w:rPr>
-        <w:t xml:space="preserve"> — Bring a Job to the Foreground</w:t>
+      <w:r>
+        <w:t>bg %job_number: Resumes a specific job in the background.</w:t>
+      </w:r>
+    </w:p>
+    <w:p>
+      <w:pPr>
+        <w:rPr>
+          <w:b/>
+          <w:bCs/>
+        </w:rPr>
+      </w:pPr>
+      <w:r>
+        <w:rPr>
+          <w:b/>
+          <w:bCs/>
+        </w:rPr>
+        <w:t>fg — Bring a Job to the Foreground</w:t>
       </w:r>
     </w:p>
     <w:p>
@@ -4719,22 +3937,9 @@
           <w:numId w:val="33"/>
         </w:numPr>
       </w:pPr>
-      <w:proofErr w:type="spellStart"/>
       <w:r>
         <w:lastRenderedPageBreak/>
-        <w:t>fg</w:t>
-      </w:r>
-      <w:proofErr w:type="spellEnd"/>
-      <w:r>
-        <w:t xml:space="preserve"> %</w:t>
-      </w:r>
-      <w:proofErr w:type="spellStart"/>
-      <w:r>
-        <w:t>job_number</w:t>
-      </w:r>
-      <w:proofErr w:type="spellEnd"/>
-      <w:r>
-        <w:t>: Brings a specific job to the foreground.</w:t>
+        <w:t>fg %job_number: Brings a specific job to the foreground.</w:t>
       </w:r>
     </w:p>
     <w:p>
@@ -4801,8 +4006,11 @@
     </w:p>
     <w:p>
       <w:r>
-        <w:pict w14:anchorId="7FC46D2A">
-          <v:rect id="_x0000_i1084" style="width:0;height:1.5pt" o:hralign="center" o:hrstd="t" o:hr="t" fillcolor="#a0a0a0" stroked="f"/>
+        <w:rPr>
+          <w:noProof/>
+        </w:rPr>
+        <w:pict w14:anchorId="253B987A">
+          <v:rect id="_x0000_i1029" alt="" style="width:451.3pt;height:.05pt;mso-width-percent:0;mso-height-percent:0;mso-width-percent:0;mso-height-percent:0" o:hralign="center" o:hrstd="t" o:hr="t" fillcolor="#a0a0a0" stroked="f"/>
         </w:pict>
       </w:r>
     </w:p>
@@ -4828,21 +4036,12 @@
           <w:bCs/>
         </w:rPr>
       </w:pPr>
-      <w:proofErr w:type="spellStart"/>
-      <w:r>
-        <w:rPr>
-          <w:b/>
-          <w:bCs/>
-        </w:rPr>
-        <w:t>whoami</w:t>
-      </w:r>
-      <w:proofErr w:type="spellEnd"/>
-      <w:r>
-        <w:rPr>
-          <w:b/>
-          <w:bCs/>
-        </w:rPr>
-        <w:t xml:space="preserve"> — Display Current User</w:t>
+      <w:r>
+        <w:rPr>
+          <w:b/>
+          <w:bCs/>
+        </w:rPr>
+        <w:t>whoami — Display Current User</w:t>
       </w:r>
     </w:p>
     <w:p>
@@ -4888,13 +4087,8 @@
           <w:numId w:val="35"/>
         </w:numPr>
       </w:pPr>
-      <w:proofErr w:type="spellStart"/>
-      <w:r>
-        <w:t>whoami</w:t>
-      </w:r>
-      <w:proofErr w:type="spellEnd"/>
-      <w:r>
-        <w:t>: Prints the current user’s name.</w:t>
+      <w:r>
+        <w:t>whoami: Prints the current user’s name.</w:t>
       </w:r>
     </w:p>
     <w:p>
@@ -4977,21 +4171,12 @@
           <w:bCs/>
         </w:rPr>
       </w:pPr>
-      <w:proofErr w:type="spellStart"/>
-      <w:r>
-        <w:rPr>
-          <w:b/>
-          <w:bCs/>
-        </w:rPr>
-        <w:t>useradd</w:t>
-      </w:r>
-      <w:proofErr w:type="spellEnd"/>
-      <w:r>
-        <w:rPr>
-          <w:b/>
-          <w:bCs/>
-        </w:rPr>
-        <w:t xml:space="preserve"> — Add a New User</w:t>
+      <w:r>
+        <w:rPr>
+          <w:b/>
+          <w:bCs/>
+        </w:rPr>
+        <w:t>useradd — Add a New User</w:t>
       </w:r>
     </w:p>
     <w:p>
@@ -5037,37 +4222,23 @@
           <w:numId w:val="37"/>
         </w:numPr>
       </w:pPr>
-      <w:proofErr w:type="spellStart"/>
-      <w:r>
-        <w:t>useradd</w:t>
-      </w:r>
-      <w:proofErr w:type="spellEnd"/>
-      <w:r>
-        <w:t xml:space="preserve"> username: Adds a new user with the specified name.</w:t>
-      </w:r>
-    </w:p>
-    <w:p>
-      <w:pPr>
-        <w:rPr>
-          <w:b/>
-          <w:bCs/>
-        </w:rPr>
-      </w:pPr>
-      <w:proofErr w:type="spellStart"/>
-      <w:r>
-        <w:rPr>
-          <w:b/>
-          <w:bCs/>
-        </w:rPr>
-        <w:t>usermod</w:t>
-      </w:r>
-      <w:proofErr w:type="spellEnd"/>
-      <w:r>
-        <w:rPr>
-          <w:b/>
-          <w:bCs/>
-        </w:rPr>
-        <w:t xml:space="preserve"> — Modify User Information</w:t>
+      <w:r>
+        <w:t>useradd username: Adds a new user with the specified name.</w:t>
+      </w:r>
+    </w:p>
+    <w:p>
+      <w:pPr>
+        <w:rPr>
+          <w:b/>
+          <w:bCs/>
+        </w:rPr>
+      </w:pPr>
+      <w:r>
+        <w:rPr>
+          <w:b/>
+          <w:bCs/>
+        </w:rPr>
+        <w:t>usermod — Modify User Information</w:t>
       </w:r>
     </w:p>
     <w:p>
@@ -5113,53 +4284,23 @@
           <w:numId w:val="38"/>
         </w:numPr>
       </w:pPr>
-      <w:proofErr w:type="spellStart"/>
-      <w:r>
-        <w:t>usermod</w:t>
-      </w:r>
-      <w:proofErr w:type="spellEnd"/>
-      <w:r>
-        <w:t xml:space="preserve"> -</w:t>
-      </w:r>
-      <w:proofErr w:type="spellStart"/>
-      <w:r>
-        <w:t>aG</w:t>
-      </w:r>
-      <w:proofErr w:type="spellEnd"/>
-      <w:r>
-        <w:t xml:space="preserve"> </w:t>
-      </w:r>
-      <w:proofErr w:type="spellStart"/>
-      <w:r>
-        <w:t>groupname</w:t>
-      </w:r>
-      <w:proofErr w:type="spellEnd"/>
-      <w:r>
-        <w:t xml:space="preserve"> username: Adds a user to a group.</w:t>
-      </w:r>
-    </w:p>
-    <w:p>
-      <w:pPr>
-        <w:rPr>
-          <w:b/>
-          <w:bCs/>
-        </w:rPr>
-      </w:pPr>
-      <w:proofErr w:type="spellStart"/>
-      <w:r>
-        <w:rPr>
-          <w:b/>
-          <w:bCs/>
-        </w:rPr>
-        <w:t>userdel</w:t>
-      </w:r>
-      <w:proofErr w:type="spellEnd"/>
-      <w:r>
-        <w:rPr>
-          <w:b/>
-          <w:bCs/>
-        </w:rPr>
-        <w:t xml:space="preserve"> — Delete a User</w:t>
+      <w:r>
+        <w:t>usermod -aG groupname username: Adds a user to a group.</w:t>
+      </w:r>
+    </w:p>
+    <w:p>
+      <w:pPr>
+        <w:rPr>
+          <w:b/>
+          <w:bCs/>
+        </w:rPr>
+      </w:pPr>
+      <w:r>
+        <w:rPr>
+          <w:b/>
+          <w:bCs/>
+        </w:rPr>
+        <w:t>userdel — Delete a User</w:t>
       </w:r>
     </w:p>
     <w:p>
@@ -5205,37 +4346,23 @@
           <w:numId w:val="39"/>
         </w:numPr>
       </w:pPr>
-      <w:proofErr w:type="spellStart"/>
-      <w:r>
-        <w:t>userdel</w:t>
-      </w:r>
-      <w:proofErr w:type="spellEnd"/>
-      <w:r>
-        <w:t xml:space="preserve"> username: Removes the specified user.</w:t>
-      </w:r>
-    </w:p>
-    <w:p>
-      <w:pPr>
-        <w:rPr>
-          <w:b/>
-          <w:bCs/>
-        </w:rPr>
-      </w:pPr>
-      <w:proofErr w:type="spellStart"/>
-      <w:r>
-        <w:rPr>
-          <w:b/>
-          <w:bCs/>
-        </w:rPr>
-        <w:t>groupadd</w:t>
-      </w:r>
-      <w:proofErr w:type="spellEnd"/>
-      <w:r>
-        <w:rPr>
-          <w:b/>
-          <w:bCs/>
-        </w:rPr>
-        <w:t xml:space="preserve"> — Add a New Group</w:t>
+      <w:r>
+        <w:t>userdel username: Removes the specified user.</w:t>
+      </w:r>
+    </w:p>
+    <w:p>
+      <w:pPr>
+        <w:rPr>
+          <w:b/>
+          <w:bCs/>
+        </w:rPr>
+      </w:pPr>
+      <w:r>
+        <w:rPr>
+          <w:b/>
+          <w:bCs/>
+        </w:rPr>
+        <w:t>groupadd — Add a New Group</w:t>
       </w:r>
     </w:p>
     <w:p>
@@ -5281,22 +4408,9 @@
           <w:numId w:val="40"/>
         </w:numPr>
       </w:pPr>
-      <w:proofErr w:type="spellStart"/>
       <w:r>
         <w:lastRenderedPageBreak/>
-        <w:t>groupadd</w:t>
-      </w:r>
-      <w:proofErr w:type="spellEnd"/>
-      <w:r>
-        <w:t xml:space="preserve"> </w:t>
-      </w:r>
-      <w:proofErr w:type="spellStart"/>
-      <w:r>
-        <w:t>groupname</w:t>
-      </w:r>
-      <w:proofErr w:type="spellEnd"/>
-      <w:r>
-        <w:t>: Adds a new group.</w:t>
+        <w:t>groupadd groupname: Adds a new group.</w:t>
       </w:r>
     </w:p>
     <w:p>
@@ -5374,8 +4488,11 @@
     </w:p>
     <w:p>
       <w:r>
-        <w:pict w14:anchorId="2D9CD207">
-          <v:rect id="_x0000_i1085" style="width:0;height:1.5pt" o:hralign="center" o:hrstd="t" o:hr="t" fillcolor="#a0a0a0" stroked="f"/>
+        <w:rPr>
+          <w:noProof/>
+        </w:rPr>
+        <w:pict w14:anchorId="62D6333C">
+          <v:rect id="_x0000_i1028" alt="" style="width:451.3pt;height:.05pt;mso-width-percent:0;mso-height-percent:0;mso-width-percent:0;mso-height-percent:0" o:hralign="center" o:hrstd="t" o:hr="t" fillcolor="#a0a0a0" stroked="f"/>
         </w:pict>
       </w:r>
     </w:p>
@@ -5401,21 +4518,12 @@
           <w:bCs/>
         </w:rPr>
       </w:pPr>
-      <w:proofErr w:type="spellStart"/>
-      <w:r>
-        <w:rPr>
-          <w:b/>
-          <w:bCs/>
-        </w:rPr>
-        <w:t>chmod</w:t>
-      </w:r>
-      <w:proofErr w:type="spellEnd"/>
-      <w:r>
-        <w:rPr>
-          <w:b/>
-          <w:bCs/>
-        </w:rPr>
-        <w:t xml:space="preserve"> — Change File Permissions</w:t>
+      <w:r>
+        <w:rPr>
+          <w:b/>
+          <w:bCs/>
+        </w:rPr>
+        <w:t>chmod — Change File Permissions</w:t>
       </w:r>
     </w:p>
     <w:p>
@@ -5461,13 +4569,8 @@
           <w:numId w:val="42"/>
         </w:numPr>
       </w:pPr>
-      <w:proofErr w:type="spellStart"/>
-      <w:r>
-        <w:t>chmod</w:t>
-      </w:r>
-      <w:proofErr w:type="spellEnd"/>
-      <w:r>
-        <w:t xml:space="preserve"> 755 filename: Sets read, write, and execute permissions for the owner, and read/execute for others.</w:t>
+      <w:r>
+        <w:t>chmod 755 filename: Sets read, write, and execute permissions for the owner, and read/execute for others.</w:t>
       </w:r>
     </w:p>
     <w:p>
@@ -5477,37 +4580,23 @@
           <w:numId w:val="42"/>
         </w:numPr>
       </w:pPr>
-      <w:proofErr w:type="spellStart"/>
-      <w:r>
-        <w:t>chmod</w:t>
-      </w:r>
-      <w:proofErr w:type="spellEnd"/>
-      <w:r>
-        <w:t xml:space="preserve"> +x filename: Adds execute permission to a file.</w:t>
-      </w:r>
-    </w:p>
-    <w:p>
-      <w:pPr>
-        <w:rPr>
-          <w:b/>
-          <w:bCs/>
-        </w:rPr>
-      </w:pPr>
-      <w:proofErr w:type="spellStart"/>
-      <w:r>
-        <w:rPr>
-          <w:b/>
-          <w:bCs/>
-        </w:rPr>
-        <w:t>chown</w:t>
-      </w:r>
-      <w:proofErr w:type="spellEnd"/>
-      <w:r>
-        <w:rPr>
-          <w:b/>
-          <w:bCs/>
-        </w:rPr>
-        <w:t xml:space="preserve"> — Change File Owner and Group</w:t>
+      <w:r>
+        <w:t>chmod +x filename: Adds execute permission to a file.</w:t>
+      </w:r>
+    </w:p>
+    <w:p>
+      <w:pPr>
+        <w:rPr>
+          <w:b/>
+          <w:bCs/>
+        </w:rPr>
+      </w:pPr>
+      <w:r>
+        <w:rPr>
+          <w:b/>
+          <w:bCs/>
+        </w:rPr>
+        <w:t>chown — Change File Owner and Group</w:t>
       </w:r>
     </w:p>
     <w:p>
@@ -5553,23 +4642,8 @@
           <w:numId w:val="43"/>
         </w:numPr>
       </w:pPr>
-      <w:proofErr w:type="spellStart"/>
-      <w:r>
-        <w:t>chown</w:t>
-      </w:r>
-      <w:proofErr w:type="spellEnd"/>
-      <w:r>
-        <w:t xml:space="preserve"> </w:t>
-      </w:r>
-      <w:proofErr w:type="spellStart"/>
-      <w:proofErr w:type="gramStart"/>
-      <w:r>
-        <w:t>user:group</w:t>
-      </w:r>
-      <w:proofErr w:type="spellEnd"/>
-      <w:proofErr w:type="gramEnd"/>
-      <w:r>
-        <w:t xml:space="preserve"> filename: Changes the owner and group of a file.</w:t>
+      <w:r>
+        <w:t>chown user:group filename: Changes the owner and group of a file.</w:t>
       </w:r>
     </w:p>
     <w:p>
@@ -5579,47 +4653,23 @@
           <w:numId w:val="43"/>
         </w:numPr>
       </w:pPr>
-      <w:proofErr w:type="spellStart"/>
-      <w:r>
-        <w:t>chown</w:t>
-      </w:r>
-      <w:proofErr w:type="spellEnd"/>
-      <w:r>
-        <w:t xml:space="preserve"> -R </w:t>
-      </w:r>
-      <w:proofErr w:type="spellStart"/>
-      <w:proofErr w:type="gramStart"/>
-      <w:r>
-        <w:t>user:group</w:t>
-      </w:r>
-      <w:proofErr w:type="spellEnd"/>
-      <w:proofErr w:type="gramEnd"/>
-      <w:r>
-        <w:t xml:space="preserve"> directory: Recursively changes ownership of files in a directory.</w:t>
-      </w:r>
-    </w:p>
-    <w:p>
-      <w:pPr>
-        <w:rPr>
-          <w:b/>
-          <w:bCs/>
-        </w:rPr>
-      </w:pPr>
-      <w:proofErr w:type="spellStart"/>
-      <w:r>
-        <w:rPr>
-          <w:b/>
-          <w:bCs/>
-        </w:rPr>
-        <w:t>chgrp</w:t>
-      </w:r>
-      <w:proofErr w:type="spellEnd"/>
-      <w:r>
-        <w:rPr>
-          <w:b/>
-          <w:bCs/>
-        </w:rPr>
-        <w:t xml:space="preserve"> — Change Group Ownership</w:t>
+      <w:r>
+        <w:t>chown -R user:group directory: Recursively changes ownership of files in a directory.</w:t>
+      </w:r>
+    </w:p>
+    <w:p>
+      <w:pPr>
+        <w:rPr>
+          <w:b/>
+          <w:bCs/>
+        </w:rPr>
+      </w:pPr>
+      <w:r>
+        <w:rPr>
+          <w:b/>
+          <w:bCs/>
+        </w:rPr>
+        <w:t>chgrp — Change Group Ownership</w:t>
       </w:r>
     </w:p>
     <w:p>
@@ -5665,27 +4715,17 @@
           <w:numId w:val="44"/>
         </w:numPr>
       </w:pPr>
-      <w:proofErr w:type="spellStart"/>
-      <w:r>
-        <w:t>chgrp</w:t>
-      </w:r>
-      <w:proofErr w:type="spellEnd"/>
-      <w:r>
-        <w:t xml:space="preserve"> </w:t>
-      </w:r>
-      <w:proofErr w:type="spellStart"/>
-      <w:r>
-        <w:t>groupname</w:t>
-      </w:r>
-      <w:proofErr w:type="spellEnd"/>
-      <w:r>
-        <w:t xml:space="preserve"> filename: Changes the group of a file.</w:t>
-      </w:r>
-    </w:p>
-    <w:p>
-      <w:r>
-        <w:pict w14:anchorId="7432346D">
-          <v:rect id="_x0000_i1086" style="width:0;height:1.5pt" o:hralign="center" o:hrstd="t" o:hr="t" fillcolor="#a0a0a0" stroked="f"/>
+      <w:r>
+        <w:t>chgrp groupname filename: Changes the group of a file.</w:t>
+      </w:r>
+    </w:p>
+    <w:p>
+      <w:r>
+        <w:rPr>
+          <w:noProof/>
+        </w:rPr>
+        <w:pict w14:anchorId="2B121F44">
+          <v:rect id="_x0000_i1027" alt="" style="width:451.3pt;height:.05pt;mso-width-percent:0;mso-height-percent:0;mso-width-percent:0;mso-height-percent:0" o:hralign="center" o:hrstd="t" o:hr="t" fillcolor="#a0a0a0" stroked="f"/>
         </w:pict>
       </w:r>
     </w:p>
@@ -5763,55 +4803,22 @@
         </w:numPr>
       </w:pPr>
       <w:r>
-        <w:t xml:space="preserve">ping </w:t>
-      </w:r>
-      <w:proofErr w:type="spellStart"/>
-      <w:r>
-        <w:t>hostname_or_ip</w:t>
-      </w:r>
-      <w:proofErr w:type="spellEnd"/>
-      <w:r>
-        <w:t>: Sends a ping request to the specified host or IP address.</w:t>
-      </w:r>
-    </w:p>
-    <w:p>
-      <w:pPr>
-        <w:rPr>
-          <w:b/>
-          <w:bCs/>
-        </w:rPr>
-      </w:pPr>
-      <w:proofErr w:type="spellStart"/>
-      <w:r>
-        <w:rPr>
-          <w:b/>
-          <w:bCs/>
-        </w:rPr>
-        <w:t>ifconfig</w:t>
-      </w:r>
-      <w:proofErr w:type="spellEnd"/>
-      <w:r>
-        <w:rPr>
-          <w:b/>
-          <w:bCs/>
-        </w:rPr>
-        <w:t xml:space="preserve"> — Configure Network Interfaces (Deprecated, use </w:t>
-      </w:r>
-      <w:proofErr w:type="spellStart"/>
-      <w:r>
-        <w:rPr>
-          <w:b/>
-          <w:bCs/>
-        </w:rPr>
-        <w:t>ip</w:t>
-      </w:r>
-      <w:proofErr w:type="spellEnd"/>
-      <w:r>
-        <w:rPr>
-          <w:b/>
-          <w:bCs/>
-        </w:rPr>
-        <w:t xml:space="preserve"> instead)</w:t>
+        <w:t>ping hostname_or_ip: Sends a ping request to the specified host or IP address.</w:t>
+      </w:r>
+    </w:p>
+    <w:p>
+      <w:pPr>
+        <w:rPr>
+          <w:b/>
+          <w:bCs/>
+        </w:rPr>
+      </w:pPr>
+      <w:r>
+        <w:rPr>
+          <w:b/>
+          <w:bCs/>
+        </w:rPr>
+        <w:t>ifconfig — Configure Network Interfaces (Deprecated, use ip instead)</w:t>
       </w:r>
     </w:p>
     <w:p>
@@ -5858,13 +4865,8 @@
           <w:numId w:val="46"/>
         </w:numPr>
       </w:pPr>
-      <w:proofErr w:type="spellStart"/>
-      <w:r>
-        <w:t>ifconfig</w:t>
-      </w:r>
-      <w:proofErr w:type="spellEnd"/>
-      <w:r>
-        <w:t>: Displays network interface details.</w:t>
+      <w:r>
+        <w:t>ifconfig: Displays network interface details.</w:t>
       </w:r>
     </w:p>
     <w:p>
@@ -5874,37 +4876,23 @@
           <w:numId w:val="46"/>
         </w:numPr>
       </w:pPr>
-      <w:proofErr w:type="spellStart"/>
-      <w:r>
-        <w:t>ifconfig</w:t>
-      </w:r>
-      <w:proofErr w:type="spellEnd"/>
-      <w:r>
-        <w:t xml:space="preserve"> eth0: Configures the eth0 interface.</w:t>
-      </w:r>
-    </w:p>
-    <w:p>
-      <w:pPr>
-        <w:rPr>
-          <w:b/>
-          <w:bCs/>
-        </w:rPr>
-      </w:pPr>
-      <w:proofErr w:type="spellStart"/>
-      <w:r>
-        <w:rPr>
-          <w:b/>
-          <w:bCs/>
-        </w:rPr>
-        <w:t>ip</w:t>
-      </w:r>
-      <w:proofErr w:type="spellEnd"/>
-      <w:r>
-        <w:rPr>
-          <w:b/>
-          <w:bCs/>
-        </w:rPr>
-        <w:t xml:space="preserve"> — Network Interface Configuration</w:t>
+      <w:r>
+        <w:t>ifconfig eth0: Configures the eth0 interface.</w:t>
+      </w:r>
+    </w:p>
+    <w:p>
+      <w:pPr>
+        <w:rPr>
+          <w:b/>
+          <w:bCs/>
+        </w:rPr>
+      </w:pPr>
+      <w:r>
+        <w:rPr>
+          <w:b/>
+          <w:bCs/>
+        </w:rPr>
+        <w:t>ip — Network Interface Configuration</w:t>
       </w:r>
     </w:p>
     <w:p>
@@ -5950,13 +4938,8 @@
           <w:numId w:val="47"/>
         </w:numPr>
       </w:pPr>
-      <w:proofErr w:type="spellStart"/>
-      <w:r>
-        <w:t>ip</w:t>
-      </w:r>
-      <w:proofErr w:type="spellEnd"/>
-      <w:r>
-        <w:t xml:space="preserve"> a: Displays all network interfaces.</w:t>
+      <w:r>
+        <w:t>ip a: Displays all network interfaces.</w:t>
       </w:r>
     </w:p>
     <w:p>
@@ -5966,13 +4949,8 @@
           <w:numId w:val="47"/>
         </w:numPr>
       </w:pPr>
-      <w:proofErr w:type="spellStart"/>
-      <w:r>
-        <w:t>ip</w:t>
-      </w:r>
-      <w:proofErr w:type="spellEnd"/>
-      <w:r>
-        <w:t xml:space="preserve"> link set eth0 up: Brings the eth0 interface up.</w:t>
+      <w:r>
+        <w:t>ip link set eth0 up: Brings the eth0 interface up.</w:t>
       </w:r>
     </w:p>
     <w:p>
@@ -6034,15 +5012,7 @@
         </w:numPr>
       </w:pPr>
       <w:r>
-        <w:t>netstat -</w:t>
-      </w:r>
-      <w:proofErr w:type="spellStart"/>
-      <w:r>
-        <w:t>tuln</w:t>
-      </w:r>
-      <w:proofErr w:type="spellEnd"/>
-      <w:r>
-        <w:t>: Displays listening ports and active connections.</w:t>
+        <w:t>netstat -tuln: Displays listening ports and active connections.</w:t>
       </w:r>
     </w:p>
     <w:p>
@@ -6104,21 +5074,16 @@
         </w:numPr>
       </w:pPr>
       <w:r>
-        <w:t xml:space="preserve">ssh </w:t>
-      </w:r>
-      <w:proofErr w:type="spellStart"/>
-      <w:r>
-        <w:t>username@hostname_or_ip</w:t>
-      </w:r>
-      <w:proofErr w:type="spellEnd"/>
-      <w:r>
-        <w:t>: Connects to a remote system via SSH.</w:t>
-      </w:r>
-    </w:p>
-    <w:p>
-      <w:r>
-        <w:pict w14:anchorId="45122A4A">
-          <v:rect id="_x0000_i1087" style="width:0;height:1.5pt" o:hralign="center" o:hrstd="t" o:hr="t" fillcolor="#a0a0a0" stroked="f"/>
+        <w:t>ssh username@hostname_or_ip: Connects to a remote system via SSH.</w:t>
+      </w:r>
+    </w:p>
+    <w:p>
+      <w:r>
+        <w:rPr>
+          <w:noProof/>
+        </w:rPr>
+        <w:pict w14:anchorId="24387673">
+          <v:rect id="_x0000_i1026" alt="" style="width:451.3pt;height:.05pt;mso-width-percent:0;mso-height-percent:0;mso-width-percent:0;mso-height-percent:0" o:hralign="center" o:hrstd="t" o:hr="t" fillcolor="#a0a0a0" stroked="f"/>
         </w:pict>
       </w:r>
     </w:p>
@@ -6279,21 +5244,12 @@
           <w:bCs/>
         </w:rPr>
       </w:pPr>
-      <w:proofErr w:type="spellStart"/>
-      <w:r>
-        <w:rPr>
-          <w:b/>
-          <w:bCs/>
-        </w:rPr>
-        <w:t>poweroff</w:t>
-      </w:r>
-      <w:proofErr w:type="spellEnd"/>
-      <w:r>
-        <w:rPr>
-          <w:b/>
-          <w:bCs/>
-        </w:rPr>
-        <w:t xml:space="preserve"> — Power Off the System</w:t>
+      <w:r>
+        <w:rPr>
+          <w:b/>
+          <w:bCs/>
+        </w:rPr>
+        <w:t>poweroff — Power Off the System</w:t>
       </w:r>
     </w:p>
     <w:p>
@@ -6339,20 +5295,18 @@
           <w:numId w:val="52"/>
         </w:numPr>
       </w:pPr>
-      <w:proofErr w:type="spellStart"/>
-      <w:r>
-        <w:t>poweroff</w:t>
-      </w:r>
-      <w:proofErr w:type="spellEnd"/>
-      <w:r>
-        <w:t>: Turns off the system.</w:t>
-      </w:r>
-    </w:p>
-    <w:p>
-      <w:r>
+      <w:r>
+        <w:t>poweroff: Turns off the system.</w:t>
+      </w:r>
+    </w:p>
+    <w:p>
+      <w:r>
+        <w:rPr>
+          <w:noProof/>
+        </w:rPr>
         <w:lastRenderedPageBreak/>
-        <w:pict w14:anchorId="64ED39EA">
-          <v:rect id="_x0000_i1088" style="width:0;height:1.5pt" o:hralign="center" o:hrstd="t" o:hr="t" fillcolor="#a0a0a0" stroked="f"/>
+        <w:pict w14:anchorId="41660AC3">
+          <v:rect id="_x0000_i1025" alt="" style="width:451.3pt;height:.05pt;mso-width-percent:0;mso-height-percent:0;mso-width-percent:0;mso-height-percent:0" o:hralign="center" o:hrstd="t" o:hr="t" fillcolor="#a0a0a0" stroked="f"/>
         </w:pict>
       </w:r>
     </w:p>
@@ -6383,7 +5337,7 @@
 </file>
 
 <file path=word/numbering.xml><?xml version="1.0" encoding="utf-8"?>
-<w:numbering xmlns:wpc="http://schemas.microsoft.com/office/word/2010/wordprocessingCanvas" xmlns:cx="http://schemas.microsoft.com/office/drawing/2014/chartex" xmlns:cx1="http://schemas.microsoft.com/office/drawing/2015/9/8/chartex" xmlns:cx2="http://schemas.microsoft.com/office/drawing/2015/10/21/chartex" xmlns:cx3="http://schemas.microsoft.com/office/drawing/2016/5/9/chartex" xmlns:cx4="http://schemas.microsoft.com/office/drawing/2016/5/10/chartex" xmlns:cx5="http://schemas.microsoft.com/office/drawing/2016/5/11/chartex" xmlns:cx6="http://schemas.microsoft.com/office/drawing/2016/5/12/chartex" xmlns:cx7="http://schemas.microsoft.com/office/drawing/2016/5/13/chartex" xmlns:cx8="http://schemas.microsoft.com/office/drawing/2016/5/14/chartex" xmlns:mc="http://schemas.openxmlformats.org/markup-compatibility/2006" xmlns:aink="http://schemas.microsoft.com/office/drawing/2016/ink" xmlns:am3d="http://schemas.microsoft.com/office/drawing/2017/model3d" xmlns:o="urn:schemas-microsoft-com:office:office" xmlns:oel="http://schemas.microsoft.com/office/2019/extlst" xmlns:r="http://schemas.openxmlformats.org/officeDocument/2006/relationships" xmlns:m="http://schemas.openxmlformats.org/officeDocument/2006/math" xmlns:v="urn:schemas-microsoft-com:vml" xmlns:wp14="http://schemas.microsoft.com/office/word/2010/wordprocessingDrawing" xmlns:wp="http://schemas.openxmlformats.org/drawingml/2006/wordprocessingDrawing" xmlns:w10="urn:schemas-microsoft-com:office:word" xmlns:w="http://schemas.openxmlformats.org/wordprocessingml/2006/main" xmlns:w14="http://schemas.microsoft.com/office/word/2010/wordml" xmlns:w15="http://schemas.microsoft.com/office/word/2012/wordml" xmlns:w16cex="http://schemas.microsoft.com/office/word/2018/wordml/cex" xmlns:w16cid="http://schemas.microsoft.com/office/word/2016/wordml/cid" xmlns:w16="http://schemas.microsoft.com/office/word/2018/wordml" xmlns:w16du="http://schemas.microsoft.com/office/word/2023/wordml/word16du" xmlns:w16sdtdh="http://schemas.microsoft.com/office/word/2020/wordml/sdtdatahash" xmlns:w16se="http://schemas.microsoft.com/office/word/2015/wordml/symex" xmlns:wpg="http://schemas.microsoft.com/office/word/2010/wordprocessingGroup" xmlns:wpi="http://schemas.microsoft.com/office/word/2010/wordprocessingInk" xmlns:wne="http://schemas.microsoft.com/office/word/2006/wordml" xmlns:wps="http://schemas.microsoft.com/office/word/2010/wordprocessingShape" mc:Ignorable="w14 w15 w16se w16cid w16 w16cex w16sdtdh w16du wp14">
+<w:numbering xmlns:wpc="http://schemas.microsoft.com/office/word/2010/wordprocessingCanvas" xmlns:cx="http://schemas.microsoft.com/office/drawing/2014/chartex" xmlns:cx1="http://schemas.microsoft.com/office/drawing/2015/9/8/chartex" xmlns:cx2="http://schemas.microsoft.com/office/drawing/2015/10/21/chartex" xmlns:cx3="http://schemas.microsoft.com/office/drawing/2016/5/9/chartex" xmlns:cx4="http://schemas.microsoft.com/office/drawing/2016/5/10/chartex" xmlns:cx5="http://schemas.microsoft.com/office/drawing/2016/5/11/chartex" xmlns:cx6="http://schemas.microsoft.com/office/drawing/2016/5/12/chartex" xmlns:cx7="http://schemas.microsoft.com/office/drawing/2016/5/13/chartex" xmlns:cx8="http://schemas.microsoft.com/office/drawing/2016/5/14/chartex" xmlns:mc="http://schemas.openxmlformats.org/markup-compatibility/2006" xmlns:aink="http://schemas.microsoft.com/office/drawing/2016/ink" xmlns:am3d="http://schemas.microsoft.com/office/drawing/2017/model3d" xmlns:o="urn:schemas-microsoft-com:office:office" xmlns:oel="http://schemas.microsoft.com/office/2019/extlst" xmlns:r="http://schemas.openxmlformats.org/officeDocument/2006/relationships" xmlns:m="http://schemas.openxmlformats.org/officeDocument/2006/math" xmlns:v="urn:schemas-microsoft-com:vml" xmlns:wp14="http://schemas.microsoft.com/office/word/2010/wordprocessingDrawing" xmlns:wp="http://schemas.openxmlformats.org/drawingml/2006/wordprocessingDrawing" xmlns:w10="urn:schemas-microsoft-com:office:word" xmlns:w="http://schemas.openxmlformats.org/wordprocessingml/2006/main" xmlns:w14="http://schemas.microsoft.com/office/word/2010/wordml" xmlns:w15="http://schemas.microsoft.com/office/word/2012/wordml" xmlns:w16cex="http://schemas.microsoft.com/office/word/2018/wordml/cex" xmlns:w16cid="http://schemas.microsoft.com/office/word/2016/wordml/cid" xmlns:w16="http://schemas.microsoft.com/office/word/2018/wordml" xmlns:w16du="http://schemas.microsoft.com/office/word/2023/wordml/word16du" xmlns:w16sdtdh="http://schemas.microsoft.com/office/word/2020/wordml/sdtdatahash" xmlns:w16sdtfl="http://schemas.microsoft.com/office/word/2024/wordml/sdtformatlock" xmlns:w16se="http://schemas.microsoft.com/office/word/2015/wordml/symex" xmlns:wpg="http://schemas.microsoft.com/office/word/2010/wordprocessingGroup" xmlns:wpi="http://schemas.microsoft.com/office/word/2010/wordprocessingInk" xmlns:wne="http://schemas.microsoft.com/office/word/2006/wordml" xmlns:wps="http://schemas.microsoft.com/office/word/2010/wordprocessingShape" mc:Ignorable="w14 w15 w16se w16cid w16 w16cex w16sdtdh w16sdtfl w16du wp14">
   <w:abstractNum w:abstractNumId="0" w15:restartNumberingAfterBreak="0">
     <w:nsid w:val="00085AA5"/>
     <w:multiLevelType w:val="multilevel"/>
@@ -14036,7 +12990,7 @@
 </file>
 
 <file path=word/styles.xml><?xml version="1.0" encoding="utf-8"?>
-<w:styles xmlns:mc="http://schemas.openxmlformats.org/markup-compatibility/2006" xmlns:r="http://schemas.openxmlformats.org/officeDocument/2006/relationships" xmlns:w="http://schemas.openxmlformats.org/wordprocessingml/2006/main" xmlns:w14="http://schemas.microsoft.com/office/word/2010/wordml" xmlns:w15="http://schemas.microsoft.com/office/word/2012/wordml" xmlns:w16cex="http://schemas.microsoft.com/office/word/2018/wordml/cex" xmlns:w16cid="http://schemas.microsoft.com/office/word/2016/wordml/cid" xmlns:w16="http://schemas.microsoft.com/office/word/2018/wordml" xmlns:w16du="http://schemas.microsoft.com/office/word/2023/wordml/word16du" xmlns:w16sdtdh="http://schemas.microsoft.com/office/word/2020/wordml/sdtdatahash" xmlns:w16se="http://schemas.microsoft.com/office/word/2015/wordml/symex" mc:Ignorable="w14 w15 w16se w16cid w16 w16cex w16sdtdh w16du">
+<w:styles xmlns:mc="http://schemas.openxmlformats.org/markup-compatibility/2006" xmlns:r="http://schemas.openxmlformats.org/officeDocument/2006/relationships" xmlns:w="http://schemas.openxmlformats.org/wordprocessingml/2006/main" xmlns:w14="http://schemas.microsoft.com/office/word/2010/wordml" xmlns:w15="http://schemas.microsoft.com/office/word/2012/wordml" xmlns:w16cex="http://schemas.microsoft.com/office/word/2018/wordml/cex" xmlns:w16cid="http://schemas.microsoft.com/office/word/2016/wordml/cid" xmlns:w16="http://schemas.microsoft.com/office/word/2018/wordml" xmlns:w16du="http://schemas.microsoft.com/office/word/2023/wordml/word16du" xmlns:w16sdtdh="http://schemas.microsoft.com/office/word/2020/wordml/sdtdatahash" xmlns:w16sdtfl="http://schemas.microsoft.com/office/word/2024/wordml/sdtformatlock" xmlns:w16se="http://schemas.microsoft.com/office/word/2015/wordml/symex" mc:Ignorable="w14 w15 w16se w16cid w16 w16cex w16sdtdh w16sdtfl w16du">
   <w:docDefaults>
     <w:rPrDefault>
       <w:rPr>
@@ -14439,6 +13393,7 @@
   <w:style w:type="character" w:default="1" w:styleId="DefaultParagraphFont">
     <w:name w:val="Default Paragraph Font"/>
     <w:uiPriority w:val="1"/>
+    <w:semiHidden/>
     <w:unhideWhenUsed/>
   </w:style>
   <w:style w:type="table" w:default="1" w:styleId="TableNormal">
